--- a/docs/Документація LLM.docx
+++ b/docs/Документація LLM.docx
@@ -204,7 +204,26 @@
           <w:sz w:val="30"/>
           <w:szCs w:val="30"/>
         </w:rPr>
-        <w:t>«Інтелектуальна система аналізу розкладу»</w:t>
+        <w:t>«Інтелектуальна система аналізу</w:t>
+      </w:r>
+      <w:r>
+        <w:rPr>
+          <w:b/>
+          <w:bCs/>
+          <w:sz w:val="30"/>
+          <w:szCs w:val="30"/>
+          <w:lang w:val="uk-UA"/>
+        </w:rPr>
+        <w:t xml:space="preserve"> навчального</w:t>
+      </w:r>
+      <w:r>
+        <w:rPr>
+          <w:b/>
+          <w:bCs/>
+          <w:sz w:val="30"/>
+          <w:szCs w:val="30"/>
+        </w:rPr>
+        <w:t xml:space="preserve"> розкладу»</w:t>
       </w:r>
     </w:p>
     <w:p/>
@@ -290,6 +309,13 @@
     </w:p>
     <w:sdt>
       <w:sdtPr>
+        <w:rPr>
+          <w:rFonts w:ascii="Times New Roman" w:eastAsiaTheme="minorHAnsi" w:hAnsi="Times New Roman" w:cstheme="minorBidi"/>
+          <w:color w:val="000000" w:themeColor="text1"/>
+          <w:sz w:val="24"/>
+          <w:szCs w:val="22"/>
+          <w:lang w:eastAsia="en-US"/>
+        </w:rPr>
         <w:id w:val="-1878005831"/>
         <w:docPartObj>
           <w:docPartGallery w:val="Table of Contents"/>
@@ -298,13 +324,8 @@
       </w:sdtPr>
       <w:sdtEndPr>
         <w:rPr>
-          <w:rFonts w:ascii="Times New Roman" w:eastAsiaTheme="minorHAnsi" w:hAnsi="Times New Roman" w:cstheme="minorBidi"/>
           <w:b/>
           <w:bCs/>
-          <w:color w:val="000000" w:themeColor="text1"/>
-          <w:sz w:val="24"/>
-          <w:szCs w:val="22"/>
-          <w:lang w:eastAsia="en-US"/>
         </w:rPr>
       </w:sdtEndPr>
       <w:sdtContent>
@@ -3257,11 +3278,52 @@
     <w:p>
       <w:pPr>
         <w:pStyle w:val="1"/>
+        <w:rPr>
+          <w:lang w:val="uk-UA"/>
+        </w:rPr>
       </w:pPr>
       <w:bookmarkStart w:id="0" w:name="_Toc231548170"/>
       <w:r>
+        <w:rPr>
+          <w:lang w:val="uk-UA"/>
+        </w:rPr>
         <w:lastRenderedPageBreak/>
-        <w:t>1. Опис проєкту</w:t>
+        <w:t>1. Вступ</w:t>
+      </w:r>
+    </w:p>
+    <w:p>
+      <w:r>
+        <w:t xml:space="preserve">Тематикою проєкту було обрано автоматизовану обробку університетського розкладу занять </w:t>
+      </w:r>
+      <w:r>
+        <w:t>-</w:t>
+      </w:r>
+      <w:r>
+        <w:t xml:space="preserve"> актуальну проблему для багатьох навчальних закладів, де розклад поширюється у вигляді статичних Excel-файлів.</w:t>
+      </w:r>
+    </w:p>
+    <w:p>
+      <w:r>
+        <w:t>Метою роботи стало створення інтелектуальної системи, яка не просто відображає розклад, а розуміє його семантику: знає, що таке «заняття», «група», «викладач», «аудиторія», і здатна виконувати логічне виведення на основі цих знань. Замість традиційного підходу з використанням реляційних баз даних, у проєкті застосовано технологію графів знань на основі RDF (Resource Description Framework) та мову правил N3 (Notation3) для реалізації гнучкої фільтрації та генерації рекомендацій.</w:t>
+      </w:r>
+    </w:p>
+    <w:p>
+      <w:r>
+        <w:t>Система дозволяє викладачам та студентам завантажувати файл розкладу у форматі Excel, після чого автоматично будує RDF-граф, витягує структуровану інформацію про заняття, групи та викладачів, а потім надає зручний інтерфейс для пошуку занять за фільтрами з візуалізацією у вигляді календаря та прямим підключенням до Zoom-конференцій.</w:t>
+      </w:r>
+    </w:p>
+    <w:p>
+      <w:pPr>
+        <w:pStyle w:val="1"/>
+      </w:pPr>
+      <w:r>
+        <w:rPr>
+          <w:lang w:val="uk-UA"/>
+        </w:rPr>
+        <w:t>2</w:t>
+      </w:r>
+      <w:r>
+        <w:t>. Опис проєкту</w:t>
       </w:r>
       <w:bookmarkEnd w:id="0"/>
     </w:p>
@@ -3271,7 +3333,13 @@
       </w:pPr>
       <w:bookmarkStart w:id="1" w:name="_Toc231548171"/>
       <w:r>
-        <w:t>1.1. Призначення</w:t>
+        <w:rPr>
+          <w:lang w:val="uk-UA"/>
+        </w:rPr>
+        <w:t>2</w:t>
+      </w:r>
+      <w:r>
+        <w:t>.1. Призначення</w:t>
       </w:r>
       <w:bookmarkEnd w:id="1"/>
     </w:p>
@@ -3361,7 +3429,13 @@
       </w:pPr>
       <w:bookmarkStart w:id="2" w:name="_Toc231548172"/>
       <w:r>
-        <w:t>1.2. Ключові можливості</w:t>
+        <w:rPr>
+          <w:lang w:val="uk-UA"/>
+        </w:rPr>
+        <w:t>2</w:t>
+      </w:r>
+      <w:r>
+        <w:t>.2. Ключові можливості</w:t>
       </w:r>
       <w:bookmarkEnd w:id="2"/>
     </w:p>
@@ -3497,7 +3571,13 @@
       </w:pPr>
       <w:bookmarkStart w:id="3" w:name="_Toc231548173"/>
       <w:r>
-        <w:t>1.3. Архітектура</w:t>
+        <w:rPr>
+          <w:lang w:val="uk-UA"/>
+        </w:rPr>
+        <w:t>2</w:t>
+      </w:r>
+      <w:r>
+        <w:t>.3. Архітектура</w:t>
       </w:r>
       <w:bookmarkEnd w:id="3"/>
     </w:p>
@@ -3566,11 +3646,14 @@
             <w:pPr>
               <w:jc w:val="center"/>
               <w:rPr>
-                <w:lang w:eastAsia="ru-RU"/>
-              </w:rPr>
-            </w:pPr>
-            <w:r>
-              <w:t>Роль</w:t>
+                <w:lang w:val="uk-UA" w:eastAsia="ru-RU"/>
+              </w:rPr>
+            </w:pPr>
+            <w:r>
+              <w:rPr>
+                <w:lang w:val="uk-UA" w:eastAsia="ru-RU"/>
+              </w:rPr>
+              <w:t>Призначення</w:t>
             </w:r>
           </w:p>
         </w:tc>
@@ -3634,6 +3717,7 @@
               </w:rPr>
             </w:pPr>
             <w:r>
+              <w:lastRenderedPageBreak/>
               <w:t>Бекенд</w:t>
             </w:r>
           </w:p>
@@ -3772,7 +3856,13 @@
       </w:pPr>
       <w:bookmarkStart w:id="4" w:name="_Toc231548174"/>
       <w:r>
-        <w:t>1.4. Технологічний стек</w:t>
+        <w:rPr>
+          <w:lang w:val="uk-UA"/>
+        </w:rPr>
+        <w:t>2</w:t>
+      </w:r>
+      <w:r>
+        <w:t>.4. Технологічний стек</w:t>
       </w:r>
       <w:bookmarkEnd w:id="4"/>
     </w:p>
@@ -4046,7 +4136,13 @@
       </w:pPr>
       <w:bookmarkStart w:id="5" w:name="_Toc231548175"/>
       <w:r>
-        <w:t>2. Структура проєкту</w:t>
+        <w:rPr>
+          <w:lang w:val="uk-UA"/>
+        </w:rPr>
+        <w:t>3</w:t>
+      </w:r>
+      <w:r>
+        <w:t>. Структура проєкту</w:t>
       </w:r>
       <w:bookmarkEnd w:id="5"/>
     </w:p>
@@ -4062,7 +4158,6 @@
           <w:rFonts w:ascii="Consolas" w:hAnsi="Consolas"/>
           <w:sz w:val="22"/>
         </w:rPr>
-        <w:lastRenderedPageBreak/>
         <w:t>.</w:t>
       </w:r>
     </w:p>
@@ -4749,6 +4844,7 @@
           <w:sz w:val="22"/>
           <w:lang w:val="en-US"/>
         </w:rPr>
+        <w:lastRenderedPageBreak/>
         <w:t>frontend/index.html</w:t>
       </w:r>
       <w:r>
@@ -5011,12 +5107,18 @@
         <w:rPr>
           <w:lang w:val="uk-UA"/>
         </w:rPr>
-        <w:t xml:space="preserve">3. </w:t>
+        <w:t>4</w:t>
       </w:r>
       <w:r>
         <w:rPr>
           <w:lang w:val="uk-UA"/>
         </w:rPr>
+        <w:t xml:space="preserve">. </w:t>
+      </w:r>
+      <w:r>
+        <w:rPr>
+          <w:lang w:val="uk-UA"/>
+        </w:rPr>
         <w:t>Онтологія</w:t>
       </w:r>
       <w:bookmarkEnd w:id="6"/>
@@ -5033,7 +5135,13 @@
         <w:rPr>
           <w:lang w:val="uk-UA"/>
         </w:rPr>
-        <w:t>3.1. Простір імен</w:t>
+        <w:t>4</w:t>
+      </w:r>
+      <w:r>
+        <w:rPr>
+          <w:lang w:val="uk-UA"/>
+        </w:rPr>
+        <w:t>.1. Простір імен</w:t>
       </w:r>
       <w:bookmarkEnd w:id="7"/>
     </w:p>
@@ -5362,11 +5470,7 @@
               <w:t xml:space="preserve"> Web Ontology Language. </w:t>
             </w:r>
             <w:r>
-              <w:t xml:space="preserve">Використовується для формального опису класів, </w:t>
-            </w:r>
-            <w:r>
-              <w:lastRenderedPageBreak/>
-              <w:t>властивостей та обмежень (наприклад, owl:FunctionalProperty для унікальних значень).</w:t>
+              <w:t>Використовується для формального опису класів, властивостей та обмежень (наприклад, owl:FunctionalProperty для унікальних значень).</w:t>
             </w:r>
           </w:p>
         </w:tc>
@@ -5389,7 +5493,6 @@
                 <w:rFonts w:ascii="Consolas" w:hAnsi="Consolas"/>
                 <w:sz w:val="22"/>
               </w:rPr>
-              <w:lastRenderedPageBreak/>
               <w:t>xsd:</w:t>
             </w:r>
           </w:p>
@@ -6318,7 +6421,13 @@
         <w:rPr>
           <w:lang w:val="uk-UA"/>
         </w:rPr>
-        <w:t>3.2. Класи</w:t>
+        <w:t>4</w:t>
+      </w:r>
+      <w:r>
+        <w:rPr>
+          <w:lang w:val="uk-UA"/>
+        </w:rPr>
+        <w:t>.2. Класи</w:t>
       </w:r>
       <w:bookmarkEnd w:id="8"/>
     </w:p>
@@ -6645,7 +6754,13 @@
         <w:rPr>
           <w:lang w:val="uk-UA"/>
         </w:rPr>
-        <w:t>3.3. Властивості типів даних (Datatype Properties)</w:t>
+        <w:t>4</w:t>
+      </w:r>
+      <w:r>
+        <w:rPr>
+          <w:lang w:val="uk-UA"/>
+        </w:rPr>
+        <w:t>.3. Властивості типів даних (Datatype Properties)</w:t>
       </w:r>
       <w:bookmarkEnd w:id="9"/>
     </w:p>
@@ -6748,6 +6863,7 @@
                 <w:rFonts w:ascii="Consolas" w:hAnsi="Consolas"/>
                 <w:sz w:val="22"/>
               </w:rPr>
+              <w:lastRenderedPageBreak/>
               <w:t>ex:filename</w:t>
             </w:r>
           </w:p>
@@ -7703,7 +7819,13 @@
         <w:rPr>
           <w:lang w:val="uk-UA"/>
         </w:rPr>
-        <w:t>3.4. Властивості об'єктів (Object Properties)</w:t>
+        <w:t>4</w:t>
+      </w:r>
+      <w:r>
+        <w:rPr>
+          <w:lang w:val="uk-UA"/>
+        </w:rPr>
+        <w:t>.4. Властивості об'єктів (Object Properties)</w:t>
       </w:r>
       <w:bookmarkEnd w:id="10"/>
     </w:p>
@@ -7963,7 +8085,6 @@
                 <w:rFonts w:ascii="Consolas" w:hAnsi="Consolas"/>
                 <w:sz w:val="22"/>
               </w:rPr>
-              <w:lastRenderedPageBreak/>
               <w:t>ex:hasTeacher</w:t>
             </w:r>
           </w:p>
@@ -8359,7 +8480,13 @@
         <w:rPr>
           <w:lang w:val="uk-UA"/>
         </w:rPr>
-        <w:t>3.5. Граф знань</w:t>
+        <w:t>4</w:t>
+      </w:r>
+      <w:r>
+        <w:rPr>
+          <w:lang w:val="uk-UA"/>
+        </w:rPr>
+        <w:t>.5. Граф знань</w:t>
       </w:r>
       <w:bookmarkEnd w:id="11"/>
     </w:p>
@@ -8388,6 +8515,7 @@
           <w:noProof/>
           <w:lang w:val="uk-UA" w:eastAsia="ru-RU"/>
         </w:rPr>
+        <w:lastRenderedPageBreak/>
         <w:drawing>
           <wp:inline distT="0" distB="0" distL="0" distR="0" wp14:anchorId="1D14ACFF" wp14:editId="0761DEC5">
             <wp:extent cx="5142240" cy="6217920"/>
@@ -8504,7 +8632,6 @@
               </w:rPr>
             </w:pPr>
             <w:r>
-              <w:lastRenderedPageBreak/>
               <w:t>Зв'язок</w:t>
             </w:r>
           </w:p>
@@ -8802,7 +8929,13 @@
       </w:pPr>
       <w:bookmarkStart w:id="12" w:name="_Toc231548182"/>
       <w:r>
-        <w:t>4. Блок правил N3 (логічне виведення)</w:t>
+        <w:rPr>
+          <w:lang w:val="uk-UA"/>
+        </w:rPr>
+        <w:t>5</w:t>
+      </w:r>
+      <w:r>
+        <w:t>. Блок правил N3 (логічне виведення)</w:t>
       </w:r>
       <w:bookmarkEnd w:id="12"/>
     </w:p>
@@ -8823,7 +8956,14 @@
       </w:pPr>
       <w:bookmarkStart w:id="13" w:name="_Toc231548183"/>
       <w:r>
-        <w:t>4.1. Базовий відбір по групі</w:t>
+        <w:rPr>
+          <w:lang w:val="uk-UA"/>
+        </w:rPr>
+        <w:lastRenderedPageBreak/>
+        <w:t>5</w:t>
+      </w:r>
+      <w:r>
+        <w:t>.1. Базовий відбір по групі</w:t>
       </w:r>
       <w:bookmarkEnd w:id="13"/>
     </w:p>
@@ -8973,7 +9113,13 @@
       </w:pPr>
       <w:bookmarkStart w:id="14" w:name="_Toc231548184"/>
       <w:r>
-        <w:t>4.2. Фільтр по дню</w:t>
+        <w:rPr>
+          <w:lang w:val="uk-UA"/>
+        </w:rPr>
+        <w:t>5</w:t>
+      </w:r>
+      <w:r>
+        <w:t>.2. Фільтр по дню</w:t>
       </w:r>
       <w:bookmarkEnd w:id="14"/>
     </w:p>
@@ -9193,9 +9339,15 @@
       <w:bookmarkStart w:id="15" w:name="_Toc231548185"/>
       <w:r>
         <w:rPr>
+          <w:lang w:val="uk-UA"/>
+        </w:rPr>
+        <w:t>5</w:t>
+      </w:r>
+      <w:r>
+        <w:rPr>
           <w:lang w:val="en-US"/>
         </w:rPr>
-        <w:t>4.3. Фільтр по викладачу</w:t>
+        <w:t>.3. Фільтр по викладачу</w:t>
       </w:r>
       <w:bookmarkEnd w:id="15"/>
     </w:p>
@@ -9263,13 +9415,173 @@
           <w:sz w:val="22"/>
           <w:lang w:val="en-US" w:eastAsia="ru-RU"/>
         </w:rPr>
+        <w:t xml:space="preserve">  ?query ex:queryTeacher ?teacher .</w:t>
+      </w:r>
+    </w:p>
+    <w:p>
+      <w:pPr>
+        <w:ind w:left="708"/>
+        <w:rPr>
+          <w:rFonts w:ascii="Consolas" w:hAnsi="Consolas"/>
+          <w:sz w:val="22"/>
+          <w:lang w:val="en-US" w:eastAsia="ru-RU"/>
+        </w:rPr>
+      </w:pPr>
+      <w:r>
+        <w:rPr>
+          <w:rFonts w:ascii="Consolas" w:hAnsi="Consolas"/>
+          <w:sz w:val="22"/>
+          <w:lang w:val="en-US" w:eastAsia="ru-RU"/>
+        </w:rPr>
+        <w:t xml:space="preserve">  ?lesson ex:hasTeacher ?teacher . }</w:t>
+      </w:r>
+    </w:p>
+    <w:p>
+      <w:pPr>
+        <w:ind w:left="708"/>
+        <w:rPr>
+          <w:rFonts w:ascii="Consolas" w:hAnsi="Consolas"/>
+          <w:sz w:val="22"/>
+          <w:lang w:val="en-US" w:eastAsia="ru-RU"/>
+        </w:rPr>
+      </w:pPr>
+      <w:r>
+        <w:rPr>
+          <w:rFonts w:ascii="Consolas" w:hAnsi="Consolas"/>
+          <w:sz w:val="22"/>
+          <w:lang w:val="en-US" w:eastAsia="ru-RU"/>
+        </w:rPr>
+        <w:t>=&gt;</w:t>
+      </w:r>
+    </w:p>
+    <w:p>
+      <w:pPr>
+        <w:ind w:left="708"/>
+        <w:rPr>
+          <w:rFonts w:ascii="Consolas" w:hAnsi="Consolas"/>
+          <w:sz w:val="22"/>
+          <w:lang w:val="en-US" w:eastAsia="ru-RU"/>
+        </w:rPr>
+      </w:pPr>
+      <w:r>
+        <w:rPr>
+          <w:rFonts w:ascii="Consolas" w:hAnsi="Consolas"/>
+          <w:sz w:val="22"/>
+          <w:lang w:val="en-US" w:eastAsia="ru-RU"/>
+        </w:rPr>
+        <w:t>{ ?lesson ex:suitableForQuery ?query . }</w:t>
+      </w:r>
+    </w:p>
+    <w:p>
+      <w:pPr>
+        <w:rPr>
+          <w:lang w:val="en-US" w:eastAsia="ru-RU"/>
+        </w:rPr>
+      </w:pPr>
+      <w:r>
+        <w:rPr>
+          <w:lang w:val="en-US" w:eastAsia="ru-RU"/>
+        </w:rPr>
+        <w:t>Фільтр не активний:</w:t>
+      </w:r>
+    </w:p>
+    <w:p>
+      <w:pPr>
+        <w:ind w:left="708"/>
+        <w:rPr>
+          <w:rFonts w:ascii="Consolas" w:hAnsi="Consolas"/>
+          <w:sz w:val="22"/>
+          <w:lang w:val="en-US" w:eastAsia="ru-RU"/>
+        </w:rPr>
+      </w:pPr>
+      <w:r>
+        <w:rPr>
+          <w:rFonts w:ascii="Consolas" w:hAnsi="Consolas"/>
+          <w:sz w:val="22"/>
+          <w:lang w:val="en-US" w:eastAsia="ru-RU"/>
+        </w:rPr>
+        <w:t>{ ?lesson ex:passedDayFilter ?query .</w:t>
+      </w:r>
+    </w:p>
+    <w:p>
+      <w:pPr>
+        <w:ind w:left="708"/>
+        <w:rPr>
+          <w:rFonts w:ascii="Consolas" w:hAnsi="Consolas"/>
+          <w:sz w:val="22"/>
+          <w:lang w:val="en-US" w:eastAsia="ru-RU"/>
+        </w:rPr>
+      </w:pPr>
+      <w:r>
+        <w:rPr>
+          <w:rFonts w:ascii="Consolas" w:hAnsi="Consolas"/>
+          <w:sz w:val="22"/>
+          <w:lang w:val="en-US" w:eastAsia="ru-RU"/>
+        </w:rPr>
+        <w:t xml:space="preserve">  ?query ex:noTeacherFilter "true" . }</w:t>
+      </w:r>
+    </w:p>
+    <w:p>
+      <w:pPr>
+        <w:ind w:left="708"/>
+        <w:rPr>
+          <w:rFonts w:ascii="Consolas" w:hAnsi="Consolas"/>
+          <w:sz w:val="22"/>
+          <w:lang w:val="en-US" w:eastAsia="ru-RU"/>
+        </w:rPr>
+      </w:pPr>
+      <w:r>
+        <w:rPr>
+          <w:rFonts w:ascii="Consolas" w:hAnsi="Consolas"/>
+          <w:sz w:val="22"/>
+          <w:lang w:val="en-US" w:eastAsia="ru-RU"/>
+        </w:rPr>
+        <w:t>=&gt;</w:t>
+      </w:r>
+    </w:p>
+    <w:p>
+      <w:pPr>
+        <w:ind w:left="708"/>
+        <w:rPr>
+          <w:rFonts w:ascii="Consolas" w:hAnsi="Consolas"/>
+          <w:sz w:val="22"/>
+          <w:lang w:val="en-US" w:eastAsia="ru-RU"/>
+        </w:rPr>
+      </w:pPr>
+      <w:r>
+        <w:rPr>
+          <w:rFonts w:ascii="Consolas" w:hAnsi="Consolas"/>
+          <w:sz w:val="22"/>
+          <w:lang w:val="en-US" w:eastAsia="ru-RU"/>
+        </w:rPr>
+        <w:t>{ ?lesson ex:suitableForQuery ?query . }</w:t>
+      </w:r>
+    </w:p>
+    <w:p>
+      <w:pPr>
+        <w:pStyle w:val="2"/>
+        <w:rPr>
+          <w:lang w:val="en-US"/>
+        </w:rPr>
+      </w:pPr>
+      <w:bookmarkStart w:id="16" w:name="_Toc231548186"/>
+      <w:r>
+        <w:rPr>
+          <w:lang w:val="uk-UA"/>
+        </w:rPr>
         <w:lastRenderedPageBreak/>
-        <w:t xml:space="preserve">  ?query ex:queryTeacher ?teacher .</w:t>
-      </w:r>
-    </w:p>
-    <w:p>
-      <w:pPr>
-        <w:ind w:left="708"/>
+        <w:t>5</w:t>
+      </w:r>
+      <w:r>
+        <w:rPr>
+          <w:lang w:val="en-US"/>
+        </w:rPr>
+        <w:t>.4. Генерація рекомендації</w:t>
+      </w:r>
+      <w:bookmarkEnd w:id="16"/>
+    </w:p>
+    <w:p>
+      <w:pPr>
         <w:rPr>
           <w:rFonts w:ascii="Consolas" w:hAnsi="Consolas"/>
           <w:sz w:val="22"/>
@@ -9282,12 +9594,11 @@
           <w:sz w:val="22"/>
           <w:lang w:val="en-US" w:eastAsia="ru-RU"/>
         </w:rPr>
-        <w:t xml:space="preserve">  ?lesson ex:hasTeacher ?teacher . }</w:t>
-      </w:r>
-    </w:p>
-    <w:p>
-      <w:pPr>
-        <w:ind w:left="708"/>
+        <w:t>{ ?user ex:hasQuery ?query .</w:t>
+      </w:r>
+    </w:p>
+    <w:p>
+      <w:pPr>
         <w:rPr>
           <w:rFonts w:ascii="Consolas" w:hAnsi="Consolas"/>
           <w:sz w:val="22"/>
@@ -9300,12 +9611,62 @@
           <w:sz w:val="22"/>
           <w:lang w:val="en-US" w:eastAsia="ru-RU"/>
         </w:rPr>
+        <w:t xml:space="preserve">  ?user ex:hasRecommendation ?rec .</w:t>
+      </w:r>
+    </w:p>
+    <w:p>
+      <w:pPr>
+        <w:rPr>
+          <w:rFonts w:ascii="Consolas" w:hAnsi="Consolas"/>
+          <w:sz w:val="22"/>
+          <w:lang w:val="en-US" w:eastAsia="ru-RU"/>
+        </w:rPr>
+      </w:pPr>
+      <w:r>
+        <w:rPr>
+          <w:rFonts w:ascii="Consolas" w:hAnsi="Consolas"/>
+          <w:sz w:val="22"/>
+          <w:lang w:val="en-US" w:eastAsia="ru-RU"/>
+        </w:rPr>
+        <w:t xml:space="preserve">  ?lesson ex:suitableForQuery ?query . </w:t>
+      </w:r>
+    </w:p>
+    <w:p>
+      <w:pPr>
+        <w:rPr>
+          <w:rFonts w:ascii="Consolas" w:hAnsi="Consolas"/>
+          <w:sz w:val="22"/>
+          <w:lang w:val="en-US" w:eastAsia="ru-RU"/>
+        </w:rPr>
+      </w:pPr>
+      <w:r>
+        <w:rPr>
+          <w:rFonts w:ascii="Consolas" w:hAnsi="Consolas"/>
+          <w:sz w:val="22"/>
+          <w:lang w:val="en-US" w:eastAsia="ru-RU"/>
+        </w:rPr>
+        <w:t xml:space="preserve">  ?lesson ?p ?o . }</w:t>
+      </w:r>
+    </w:p>
+    <w:p>
+      <w:pPr>
+        <w:rPr>
+          <w:rFonts w:ascii="Consolas" w:hAnsi="Consolas"/>
+          <w:sz w:val="22"/>
+          <w:lang w:val="en-US" w:eastAsia="ru-RU"/>
+        </w:rPr>
+      </w:pPr>
+      <w:r>
+        <w:rPr>
+          <w:rFonts w:ascii="Consolas" w:hAnsi="Consolas"/>
+          <w:sz w:val="22"/>
+          <w:lang w:val="en-US" w:eastAsia="ru-RU"/>
+        </w:rPr>
         <w:t>=&gt;</w:t>
       </w:r>
     </w:p>
     <w:p>
       <w:pPr>
-        <w:ind w:left="708"/>
         <w:rPr>
           <w:rFonts w:ascii="Consolas" w:hAnsi="Consolas"/>
           <w:sz w:val="22"/>
@@ -9318,25 +9679,28 @@
           <w:sz w:val="22"/>
           <w:lang w:val="en-US" w:eastAsia="ru-RU"/>
         </w:rPr>
-        <w:t>{ ?lesson ex:suitableForQuery ?query . }</w:t>
-      </w:r>
-    </w:p>
-    <w:p>
-      <w:pPr>
-        <w:rPr>
+        <w:t xml:space="preserve">{ ?rec ex:recommendedLesson ?lesson . </w:t>
+      </w:r>
+    </w:p>
+    <w:p>
+      <w:pPr>
+        <w:rPr>
+          <w:rFonts w:ascii="Consolas" w:hAnsi="Consolas"/>
+          <w:sz w:val="22"/>
           <w:lang w:val="en-US" w:eastAsia="ru-RU"/>
         </w:rPr>
       </w:pPr>
       <w:r>
         <w:rPr>
+          <w:rFonts w:ascii="Consolas" w:hAnsi="Consolas"/>
+          <w:sz w:val="22"/>
           <w:lang w:val="en-US" w:eastAsia="ru-RU"/>
         </w:rPr>
-        <w:t>Фільтр не активний:</w:t>
-      </w:r>
-    </w:p>
-    <w:p>
-      <w:pPr>
-        <w:ind w:left="708"/>
+        <w:t xml:space="preserve">  ?lesson ?p ?o .</w:t>
+      </w:r>
+    </w:p>
+    <w:p>
+      <w:pPr>
         <w:rPr>
           <w:rFonts w:ascii="Consolas" w:hAnsi="Consolas"/>
           <w:sz w:val="22"/>
@@ -9349,62 +9713,30 @@
           <w:sz w:val="22"/>
           <w:lang w:val="en-US" w:eastAsia="ru-RU"/>
         </w:rPr>
-        <w:t>{ ?lesson ex:passedDayFilter ?query .</w:t>
-      </w:r>
-    </w:p>
-    <w:p>
-      <w:pPr>
-        <w:ind w:left="708"/>
-        <w:rPr>
-          <w:rFonts w:ascii="Consolas" w:hAnsi="Consolas"/>
-          <w:sz w:val="22"/>
-          <w:lang w:val="en-US" w:eastAsia="ru-RU"/>
-        </w:rPr>
-      </w:pPr>
-      <w:r>
-        <w:rPr>
-          <w:rFonts w:ascii="Consolas" w:hAnsi="Consolas"/>
-          <w:sz w:val="22"/>
-          <w:lang w:val="en-US" w:eastAsia="ru-RU"/>
-        </w:rPr>
-        <w:t xml:space="preserve">  ?query ex:noTeacherFilter "true" . }</w:t>
-      </w:r>
-    </w:p>
-    <w:p>
-      <w:pPr>
-        <w:ind w:left="708"/>
-        <w:rPr>
-          <w:rFonts w:ascii="Consolas" w:hAnsi="Consolas"/>
-          <w:sz w:val="22"/>
-          <w:lang w:val="en-US" w:eastAsia="ru-RU"/>
-        </w:rPr>
-      </w:pPr>
-      <w:r>
-        <w:rPr>
-          <w:rFonts w:ascii="Consolas" w:hAnsi="Consolas"/>
-          <w:sz w:val="22"/>
-          <w:lang w:val="en-US" w:eastAsia="ru-RU"/>
-        </w:rPr>
-        <w:t>=&gt;</w:t>
-      </w:r>
-    </w:p>
-    <w:p>
-      <w:pPr>
-        <w:ind w:left="708"/>
-        <w:rPr>
-          <w:rFonts w:ascii="Consolas" w:hAnsi="Consolas"/>
-          <w:sz w:val="22"/>
-          <w:lang w:val="en-US" w:eastAsia="ru-RU"/>
-        </w:rPr>
-      </w:pPr>
-      <w:r>
-        <w:rPr>
-          <w:rFonts w:ascii="Consolas" w:hAnsi="Consolas"/>
-          <w:sz w:val="22"/>
-          <w:lang w:val="en-US" w:eastAsia="ru-RU"/>
-        </w:rPr>
-        <w:t>{ ?lesson ex:suitableForQuery ?query . }</w:t>
-      </w:r>
+        <w:t xml:space="preserve">  ?rec ex:recStatus "available" . }</w:t>
+      </w:r>
+    </w:p>
+    <w:p>
+      <w:pPr>
+        <w:pStyle w:val="1"/>
+        <w:rPr>
+          <w:lang w:val="en-US"/>
+        </w:rPr>
+      </w:pPr>
+      <w:bookmarkStart w:id="17" w:name="_Toc231548187"/>
+      <w:r>
+        <w:rPr>
+          <w:lang w:val="uk-UA"/>
+        </w:rPr>
+        <w:t>6</w:t>
+      </w:r>
+      <w:r>
+        <w:rPr>
+          <w:lang w:val="en-US"/>
+        </w:rPr>
+        <w:t>. Бекенд</w:t>
+      </w:r>
+      <w:bookmarkEnd w:id="17"/>
     </w:p>
     <w:p>
       <w:pPr>
@@ -9413,180 +9745,18 @@
           <w:lang w:val="en-US"/>
         </w:rPr>
       </w:pPr>
-      <w:bookmarkStart w:id="16" w:name="_Toc231548186"/>
+      <w:bookmarkStart w:id="18" w:name="_Toc231548188"/>
+      <w:r>
+        <w:rPr>
+          <w:lang w:val="uk-UA"/>
+        </w:rPr>
+        <w:t>6</w:t>
+      </w:r>
       <w:r>
         <w:rPr>
           <w:lang w:val="en-US"/>
         </w:rPr>
-        <w:t>4.4. Генерація рекомендації</w:t>
-      </w:r>
-      <w:bookmarkEnd w:id="16"/>
-    </w:p>
-    <w:p>
-      <w:pPr>
-        <w:rPr>
-          <w:rFonts w:ascii="Consolas" w:hAnsi="Consolas"/>
-          <w:sz w:val="22"/>
-          <w:lang w:val="en-US" w:eastAsia="ru-RU"/>
-        </w:rPr>
-      </w:pPr>
-      <w:r>
-        <w:rPr>
-          <w:rFonts w:ascii="Consolas" w:hAnsi="Consolas"/>
-          <w:sz w:val="22"/>
-          <w:lang w:val="en-US" w:eastAsia="ru-RU"/>
-        </w:rPr>
-        <w:t>{ ?user ex:hasQuery ?query .</w:t>
-      </w:r>
-    </w:p>
-    <w:p>
-      <w:pPr>
-        <w:rPr>
-          <w:rFonts w:ascii="Consolas" w:hAnsi="Consolas"/>
-          <w:sz w:val="22"/>
-          <w:lang w:val="en-US" w:eastAsia="ru-RU"/>
-        </w:rPr>
-      </w:pPr>
-      <w:r>
-        <w:rPr>
-          <w:rFonts w:ascii="Consolas" w:hAnsi="Consolas"/>
-          <w:sz w:val="22"/>
-          <w:lang w:val="en-US" w:eastAsia="ru-RU"/>
-        </w:rPr>
-        <w:t xml:space="preserve">  ?user ex:hasRecommendation ?rec .</w:t>
-      </w:r>
-    </w:p>
-    <w:p>
-      <w:pPr>
-        <w:rPr>
-          <w:rFonts w:ascii="Consolas" w:hAnsi="Consolas"/>
-          <w:sz w:val="22"/>
-          <w:lang w:val="en-US" w:eastAsia="ru-RU"/>
-        </w:rPr>
-      </w:pPr>
-      <w:r>
-        <w:rPr>
-          <w:rFonts w:ascii="Consolas" w:hAnsi="Consolas"/>
-          <w:sz w:val="22"/>
-          <w:lang w:val="en-US" w:eastAsia="ru-RU"/>
-        </w:rPr>
-        <w:t xml:space="preserve">  ?lesson ex:suitableForQuery ?query . </w:t>
-      </w:r>
-    </w:p>
-    <w:p>
-      <w:pPr>
-        <w:rPr>
-          <w:rFonts w:ascii="Consolas" w:hAnsi="Consolas"/>
-          <w:sz w:val="22"/>
-          <w:lang w:val="en-US" w:eastAsia="ru-RU"/>
-        </w:rPr>
-      </w:pPr>
-      <w:r>
-        <w:rPr>
-          <w:rFonts w:ascii="Consolas" w:hAnsi="Consolas"/>
-          <w:sz w:val="22"/>
-          <w:lang w:val="en-US" w:eastAsia="ru-RU"/>
-        </w:rPr>
-        <w:t xml:space="preserve">  ?lesson ?p ?o . }</w:t>
-      </w:r>
-    </w:p>
-    <w:p>
-      <w:pPr>
-        <w:rPr>
-          <w:rFonts w:ascii="Consolas" w:hAnsi="Consolas"/>
-          <w:sz w:val="22"/>
-          <w:lang w:val="en-US" w:eastAsia="ru-RU"/>
-        </w:rPr>
-      </w:pPr>
-      <w:r>
-        <w:rPr>
-          <w:rFonts w:ascii="Consolas" w:hAnsi="Consolas"/>
-          <w:sz w:val="22"/>
-          <w:lang w:val="en-US" w:eastAsia="ru-RU"/>
-        </w:rPr>
-        <w:t>=&gt;</w:t>
-      </w:r>
-    </w:p>
-    <w:p>
-      <w:pPr>
-        <w:rPr>
-          <w:rFonts w:ascii="Consolas" w:hAnsi="Consolas"/>
-          <w:sz w:val="22"/>
-          <w:lang w:val="en-US" w:eastAsia="ru-RU"/>
-        </w:rPr>
-      </w:pPr>
-      <w:r>
-        <w:rPr>
-          <w:rFonts w:ascii="Consolas" w:hAnsi="Consolas"/>
-          <w:sz w:val="22"/>
-          <w:lang w:val="en-US" w:eastAsia="ru-RU"/>
-        </w:rPr>
-        <w:t xml:space="preserve">{ ?rec ex:recommendedLesson ?lesson . </w:t>
-      </w:r>
-    </w:p>
-    <w:p>
-      <w:pPr>
-        <w:rPr>
-          <w:rFonts w:ascii="Consolas" w:hAnsi="Consolas"/>
-          <w:sz w:val="22"/>
-          <w:lang w:val="en-US" w:eastAsia="ru-RU"/>
-        </w:rPr>
-      </w:pPr>
-      <w:r>
-        <w:rPr>
-          <w:rFonts w:ascii="Consolas" w:hAnsi="Consolas"/>
-          <w:sz w:val="22"/>
-          <w:lang w:val="en-US" w:eastAsia="ru-RU"/>
-        </w:rPr>
-        <w:t xml:space="preserve">  ?lesson ?p ?o .</w:t>
-      </w:r>
-    </w:p>
-    <w:p>
-      <w:pPr>
-        <w:rPr>
-          <w:rFonts w:ascii="Consolas" w:hAnsi="Consolas"/>
-          <w:sz w:val="22"/>
-          <w:lang w:val="en-US" w:eastAsia="ru-RU"/>
-        </w:rPr>
-      </w:pPr>
-      <w:r>
-        <w:rPr>
-          <w:rFonts w:ascii="Consolas" w:hAnsi="Consolas"/>
-          <w:sz w:val="22"/>
-          <w:lang w:val="en-US" w:eastAsia="ru-RU"/>
-        </w:rPr>
-        <w:t xml:space="preserve">  ?rec ex:recStatus "available" . }</w:t>
-      </w:r>
-    </w:p>
-    <w:p>
-      <w:pPr>
-        <w:pStyle w:val="1"/>
-        <w:rPr>
-          <w:lang w:val="en-US"/>
-        </w:rPr>
-      </w:pPr>
-      <w:bookmarkStart w:id="17" w:name="_Toc231548187"/>
-      <w:r>
-        <w:rPr>
-          <w:lang w:val="en-US"/>
-        </w:rPr>
-        <w:t>5. Бекенд</w:t>
-      </w:r>
-      <w:bookmarkEnd w:id="17"/>
-    </w:p>
-    <w:p>
-      <w:pPr>
-        <w:pStyle w:val="2"/>
-        <w:rPr>
-          <w:lang w:val="en-US"/>
-        </w:rPr>
-      </w:pPr>
-      <w:bookmarkStart w:id="18" w:name="_Toc231548188"/>
-      <w:r>
-        <w:rPr>
-          <w:lang w:val="en-US"/>
-        </w:rPr>
-        <w:t>5.1. Загальна структура</w:t>
+        <w:t>.1. Загальна структура</w:t>
       </w:r>
       <w:bookmarkEnd w:id="18"/>
     </w:p>
@@ -9684,9 +9854,15 @@
       <w:bookmarkStart w:id="19" w:name="_Toc231548189"/>
       <w:r>
         <w:rPr>
+          <w:lang w:val="uk-UA"/>
+        </w:rPr>
+        <w:t>6</w:t>
+      </w:r>
+      <w:r>
+        <w:rPr>
           <w:lang w:val="en-US"/>
         </w:rPr>
-        <w:t>5.2. API endpoints</w:t>
+        <w:t>.2. API endpoints</w:t>
       </w:r>
       <w:bookmarkEnd w:id="19"/>
     </w:p>
@@ -9939,9 +10115,15 @@
       <w:bookmarkStart w:id="20" w:name="_Toc231548190"/>
       <w:r>
         <w:rPr>
+          <w:lang w:val="uk-UA"/>
+        </w:rPr>
+        <w:t>6</w:t>
+      </w:r>
+      <w:r>
+        <w:rPr>
           <w:lang w:val="en-US"/>
         </w:rPr>
-        <w:t>5.3. Парсинг Excel</w:t>
+        <w:t>.3. Парсинг Excel</w:t>
       </w:r>
       <w:bookmarkEnd w:id="20"/>
     </w:p>
@@ -10005,7 +10187,6 @@
         <w:rPr>
           <w:lang w:eastAsia="ru-RU"/>
         </w:rPr>
-        <w:lastRenderedPageBreak/>
         <w:t>Заповнення об'єднаних комірок (</w:t>
       </w:r>
       <w:r>
@@ -10127,7 +10308,13 @@
       </w:pPr>
       <w:bookmarkStart w:id="21" w:name="_Toc231548191"/>
       <w:r>
-        <w:t>5.4. Reasoning</w:t>
+        <w:rPr>
+          <w:lang w:val="uk-UA"/>
+        </w:rPr>
+        <w:t>6</w:t>
+      </w:r>
+      <w:r>
+        <w:t>.4. Reasoning</w:t>
       </w:r>
       <w:bookmarkEnd w:id="21"/>
     </w:p>
@@ -10194,6 +10381,7 @@
           <w:sz w:val="22"/>
           <w:lang w:eastAsia="ru-RU"/>
         </w:rPr>
+        <w:lastRenderedPageBreak/>
         <w:t>{</w:t>
       </w:r>
     </w:p>
@@ -10624,9 +10812,15 @@
       <w:bookmarkStart w:id="22" w:name="_Toc231548192"/>
       <w:r>
         <w:rPr>
+          <w:lang w:val="uk-UA"/>
+        </w:rPr>
+        <w:t>6</w:t>
+      </w:r>
+      <w:r>
+        <w:rPr>
           <w:lang w:val="en-US"/>
         </w:rPr>
-        <w:t>5.5. Допоміжні функції</w:t>
+        <w:t>.5. Допоміжні функції</w:t>
       </w:r>
       <w:bookmarkEnd w:id="22"/>
     </w:p>
@@ -10732,9 +10926,15 @@
       <w:bookmarkStart w:id="23" w:name="_Toc231548193"/>
       <w:r>
         <w:rPr>
+          <w:lang w:val="uk-UA"/>
+        </w:rPr>
+        <w:t>7</w:t>
+      </w:r>
+      <w:r>
+        <w:rPr>
           <w:lang w:val="en-US"/>
         </w:rPr>
-        <w:t>6. Фронтенд</w:t>
+        <w:t>. Фронтенд</w:t>
       </w:r>
       <w:bookmarkEnd w:id="23"/>
     </w:p>
@@ -10748,9 +10948,15 @@
       <w:bookmarkStart w:id="24" w:name="_Toc231548194"/>
       <w:r>
         <w:rPr>
+          <w:lang w:val="uk-UA"/>
+        </w:rPr>
+        <w:t>7</w:t>
+      </w:r>
+      <w:r>
+        <w:rPr>
           <w:lang w:val="en-US"/>
         </w:rPr>
-        <w:t>6.1. Інтерфейс користувача</w:t>
+        <w:t>.1. Інтерфейс користувача</w:t>
       </w:r>
       <w:bookmarkEnd w:id="24"/>
     </w:p>
@@ -10823,35 +11029,35 @@
         <w:rPr>
           <w:lang w:eastAsia="ru-RU"/>
         </w:rPr>
+        <w:t>Кастомні випадаючі списки</w:t>
+      </w:r>
+    </w:p>
+    <w:p>
+      <w:pPr>
+        <w:rPr>
+          <w:lang w:val="uk-UA" w:eastAsia="ru-RU"/>
+        </w:rPr>
+      </w:pPr>
+      <w:r>
+        <w:rPr>
+          <w:lang w:val="uk-UA" w:eastAsia="ru-RU"/>
+        </w:rPr>
+        <w:t>Зображення інтерфейсу:</w:t>
+      </w:r>
+    </w:p>
+    <w:p>
+      <w:pPr>
+        <w:jc w:val="center"/>
+        <w:rPr>
+          <w:lang w:eastAsia="ru-RU"/>
+        </w:rPr>
+      </w:pPr>
+      <w:r>
+        <w:rPr>
+          <w:noProof/>
+          <w:lang w:eastAsia="ru-RU"/>
+        </w:rPr>
         <w:lastRenderedPageBreak/>
-        <w:t>Кастомні випадаючі списки</w:t>
-      </w:r>
-    </w:p>
-    <w:p>
-      <w:pPr>
-        <w:rPr>
-          <w:lang w:val="uk-UA" w:eastAsia="ru-RU"/>
-        </w:rPr>
-      </w:pPr>
-      <w:r>
-        <w:rPr>
-          <w:lang w:val="uk-UA" w:eastAsia="ru-RU"/>
-        </w:rPr>
-        <w:t>Зображення інтерфейсу:</w:t>
-      </w:r>
-    </w:p>
-    <w:p>
-      <w:pPr>
-        <w:jc w:val="center"/>
-        <w:rPr>
-          <w:lang w:eastAsia="ru-RU"/>
-        </w:rPr>
-      </w:pPr>
-      <w:r>
-        <w:rPr>
-          <w:noProof/>
-          <w:lang w:eastAsia="ru-RU"/>
-        </w:rPr>
         <w:drawing>
           <wp:inline distT="0" distB="0" distL="0" distR="0" wp14:anchorId="529C22C5" wp14:editId="51FADAB6">
             <wp:extent cx="5924550" cy="3333750"/>
@@ -10908,7 +11114,13 @@
       </w:pPr>
       <w:bookmarkStart w:id="25" w:name="_Toc231548195"/>
       <w:r>
-        <w:t>6.2. Основні функції</w:t>
+        <w:rPr>
+          <w:lang w:val="uk-UA"/>
+        </w:rPr>
+        <w:t>7</w:t>
+      </w:r>
+      <w:r>
+        <w:t>.2. Основні функції</w:t>
       </w:r>
       <w:bookmarkEnd w:id="25"/>
     </w:p>
@@ -11208,7 +11420,13 @@
       </w:pPr>
       <w:bookmarkStart w:id="26" w:name="_Toc231548196"/>
       <w:r>
-        <w:t>6.3. Календар</w:t>
+        <w:rPr>
+          <w:lang w:val="uk-UA"/>
+        </w:rPr>
+        <w:t>7</w:t>
+      </w:r>
+      <w:r>
+        <w:t>.3. Календар</w:t>
       </w:r>
       <w:bookmarkEnd w:id="26"/>
     </w:p>
@@ -11369,7 +11587,13 @@
       </w:pPr>
       <w:bookmarkStart w:id="27" w:name="_Toc231548197"/>
       <w:r>
-        <w:t>6.4. Збереження стану</w:t>
+        <w:rPr>
+          <w:lang w:val="uk-UA"/>
+        </w:rPr>
+        <w:t>7</w:t>
+      </w:r>
+      <w:r>
+        <w:t>.4. Збереження стану</w:t>
       </w:r>
       <w:bookmarkEnd w:id="27"/>
     </w:p>
@@ -11562,45 +11786,748 @@
       </w:pPr>
       <w:bookmarkStart w:id="28" w:name="_Toc231548198"/>
       <w:r>
+        <w:rPr>
+          <w:lang w:val="uk-UA"/>
+        </w:rPr>
+        <w:t>8</w:t>
+      </w:r>
+      <w:r>
+        <w:t>. Приклади роботи</w:t>
+      </w:r>
+      <w:bookmarkEnd w:id="28"/>
+    </w:p>
+    <w:p>
+      <w:pPr>
+        <w:pStyle w:val="2"/>
+      </w:pPr>
+      <w:bookmarkStart w:id="29" w:name="_Toc231548199"/>
+      <w:r>
+        <w:rPr>
+          <w:lang w:val="uk-UA"/>
+        </w:rPr>
+        <w:t>8</w:t>
+      </w:r>
+      <w:r>
+        <w:t>.1. Завантаження файлу розкладу</w:t>
+      </w:r>
+      <w:bookmarkEnd w:id="29"/>
+    </w:p>
+    <w:p>
+      <w:pPr>
+        <w:rPr>
+          <w:lang w:eastAsia="ru-RU"/>
+        </w:rPr>
+      </w:pPr>
+      <w:r>
+        <w:rPr>
+          <w:lang w:eastAsia="ru-RU"/>
+        </w:rPr>
         <w:lastRenderedPageBreak/>
-        <w:t>7. Приклади роботи</w:t>
-      </w:r>
-      <w:bookmarkEnd w:id="28"/>
+        <w:t>Користувач натискає → обирає .xlsx → система парсить файл → генерує data.n3.</w:t>
+      </w:r>
+    </w:p>
+    <w:p>
+      <w:pPr>
+        <w:rPr>
+          <w:lang w:eastAsia="ru-RU"/>
+        </w:rPr>
+      </w:pPr>
+      <w:r>
+        <w:rPr>
+          <w:lang w:eastAsia="ru-RU"/>
+        </w:rPr>
+        <w:t>Результат у консолі сервера:</w:t>
+      </w:r>
+    </w:p>
+    <w:p>
+      <w:pPr>
+        <w:ind w:left="708"/>
+        <w:rPr>
+          <w:rFonts w:ascii="Consolas" w:hAnsi="Consolas"/>
+          <w:sz w:val="22"/>
+          <w:lang w:eastAsia="ru-RU"/>
+        </w:rPr>
+      </w:pPr>
+      <w:r>
+        <w:rPr>
+          <w:rFonts w:ascii="Consolas" w:hAnsi="Consolas"/>
+          <w:sz w:val="22"/>
+          <w:lang w:eastAsia="ru-RU"/>
+        </w:rPr>
+        <w:t>Початок обробки файлу...</w:t>
+      </w:r>
+    </w:p>
+    <w:p>
+      <w:pPr>
+        <w:ind w:left="708"/>
+        <w:rPr>
+          <w:rFonts w:ascii="Consolas" w:hAnsi="Consolas"/>
+          <w:sz w:val="22"/>
+          <w:lang w:eastAsia="ru-RU"/>
+        </w:rPr>
+      </w:pPr>
+      <w:r>
+        <w:rPr>
+          <w:rFonts w:ascii="Consolas" w:hAnsi="Consolas"/>
+          <w:sz w:val="22"/>
+          <w:lang w:eastAsia="ru-RU"/>
+        </w:rPr>
+        <w:t>Знайдено рядок "Група" на індексі 20</w:t>
+      </w:r>
+    </w:p>
+    <w:p>
+      <w:pPr>
+        <w:ind w:left="708"/>
+        <w:rPr>
+          <w:rFonts w:ascii="Consolas" w:hAnsi="Consolas"/>
+          <w:sz w:val="22"/>
+          <w:lang w:eastAsia="ru-RU"/>
+        </w:rPr>
+      </w:pPr>
+      <w:r>
+        <w:rPr>
+          <w:rFonts w:ascii="Consolas" w:hAnsi="Consolas"/>
+          <w:sz w:val="22"/>
+          <w:lang w:eastAsia="ru-RU"/>
+        </w:rPr>
+        <w:t>Парсинг груп з рядка: 20</w:t>
+      </w:r>
+    </w:p>
+    <w:p>
+      <w:pPr>
+        <w:ind w:left="708"/>
+        <w:rPr>
+          <w:rFonts w:ascii="Consolas" w:hAnsi="Consolas"/>
+          <w:sz w:val="22"/>
+          <w:lang w:eastAsia="ru-RU"/>
+        </w:rPr>
+      </w:pPr>
+      <w:r>
+        <w:rPr>
+          <w:rFonts w:ascii="Consolas" w:hAnsi="Consolas"/>
+          <w:sz w:val="22"/>
+          <w:lang w:eastAsia="ru-RU"/>
+        </w:rPr>
+        <w:t>Знайдено групу "12-111" у колонці 2</w:t>
+      </w:r>
+    </w:p>
+    <w:p>
+      <w:pPr>
+        <w:ind w:left="708"/>
+        <w:rPr>
+          <w:rFonts w:ascii="Consolas" w:hAnsi="Consolas"/>
+          <w:sz w:val="22"/>
+          <w:lang w:eastAsia="ru-RU"/>
+        </w:rPr>
+      </w:pPr>
+      <w:r>
+        <w:rPr>
+          <w:rFonts w:ascii="Consolas" w:hAnsi="Consolas"/>
+          <w:sz w:val="22"/>
+          <w:lang w:eastAsia="ru-RU"/>
+        </w:rPr>
+        <w:t>Знайдено групу "12-121" у колонці 3</w:t>
+      </w:r>
+    </w:p>
+    <w:p>
+      <w:pPr>
+        <w:ind w:left="708"/>
+        <w:rPr>
+          <w:rFonts w:ascii="Consolas" w:hAnsi="Consolas"/>
+          <w:sz w:val="22"/>
+          <w:lang w:eastAsia="ru-RU"/>
+        </w:rPr>
+      </w:pPr>
+      <w:r>
+        <w:rPr>
+          <w:rFonts w:ascii="Consolas" w:hAnsi="Consolas"/>
+          <w:sz w:val="22"/>
+          <w:lang w:eastAsia="ru-RU"/>
+        </w:rPr>
+        <w:t>Знайдено групу "12-131" у колонці 4</w:t>
+      </w:r>
+    </w:p>
+    <w:p>
+      <w:pPr>
+        <w:ind w:left="708"/>
+        <w:rPr>
+          <w:rFonts w:ascii="Consolas" w:hAnsi="Consolas"/>
+          <w:sz w:val="22"/>
+          <w:lang w:eastAsia="ru-RU"/>
+        </w:rPr>
+      </w:pPr>
+      <w:r>
+        <w:rPr>
+          <w:rFonts w:ascii="Consolas" w:hAnsi="Consolas"/>
+          <w:sz w:val="22"/>
+          <w:lang w:eastAsia="ru-RU"/>
+        </w:rPr>
+        <w:t>Знайдено групу "12-131с" у колонці 5</w:t>
+      </w:r>
+    </w:p>
+    <w:p>
+      <w:pPr>
+        <w:ind w:left="708"/>
+        <w:rPr>
+          <w:rFonts w:ascii="Consolas" w:hAnsi="Consolas"/>
+          <w:sz w:val="22"/>
+          <w:lang w:eastAsia="ru-RU"/>
+        </w:rPr>
+      </w:pPr>
+      <w:r>
+        <w:rPr>
+          <w:rFonts w:ascii="Consolas" w:hAnsi="Consolas"/>
+          <w:sz w:val="22"/>
+          <w:lang w:eastAsia="ru-RU"/>
+        </w:rPr>
+        <w:t>Знайдено групу "12-141" у колонці 6</w:t>
+      </w:r>
+    </w:p>
+    <w:p>
+      <w:pPr>
+        <w:ind w:left="708"/>
+        <w:rPr>
+          <w:rFonts w:ascii="Consolas" w:hAnsi="Consolas"/>
+          <w:sz w:val="22"/>
+          <w:lang w:eastAsia="ru-RU"/>
+        </w:rPr>
+      </w:pPr>
+      <w:r>
+        <w:rPr>
+          <w:rFonts w:ascii="Consolas" w:hAnsi="Consolas"/>
+          <w:sz w:val="22"/>
+          <w:lang w:eastAsia="ru-RU"/>
+        </w:rPr>
+        <w:t>Знайдено групу "12-143" у колонці 7</w:t>
+      </w:r>
+    </w:p>
+    <w:p>
+      <w:pPr>
+        <w:ind w:left="708"/>
+        <w:rPr>
+          <w:rFonts w:ascii="Consolas" w:hAnsi="Consolas"/>
+          <w:sz w:val="22"/>
+          <w:lang w:eastAsia="ru-RU"/>
+        </w:rPr>
+      </w:pPr>
+      <w:r>
+        <w:rPr>
+          <w:rFonts w:ascii="Consolas" w:hAnsi="Consolas"/>
+          <w:sz w:val="22"/>
+          <w:lang w:eastAsia="ru-RU"/>
+        </w:rPr>
+        <w:t>Знайдено групу "12-143" у колонці 8</w:t>
+      </w:r>
+    </w:p>
+    <w:p>
+      <w:pPr>
+        <w:ind w:left="708"/>
+        <w:rPr>
+          <w:rFonts w:ascii="Consolas" w:hAnsi="Consolas"/>
+          <w:sz w:val="22"/>
+          <w:lang w:eastAsia="ru-RU"/>
+        </w:rPr>
+      </w:pPr>
+      <w:r>
+        <w:rPr>
+          <w:rFonts w:ascii="Consolas" w:hAnsi="Consolas"/>
+          <w:sz w:val="22"/>
+          <w:lang w:eastAsia="ru-RU"/>
+        </w:rPr>
+        <w:t>Знайдено групу "12-161" у колонці 9</w:t>
+      </w:r>
+    </w:p>
+    <w:p>
+      <w:pPr>
+        <w:ind w:left="708"/>
+        <w:rPr>
+          <w:rFonts w:ascii="Consolas" w:hAnsi="Consolas"/>
+          <w:sz w:val="22"/>
+          <w:lang w:eastAsia="ru-RU"/>
+        </w:rPr>
+      </w:pPr>
+      <w:r>
+        <w:rPr>
+          <w:rFonts w:ascii="Consolas" w:hAnsi="Consolas"/>
+          <w:sz w:val="22"/>
+          <w:lang w:eastAsia="ru-RU"/>
+        </w:rPr>
+        <w:t>Знайдено групу "12-212" у колонці 12</w:t>
+      </w:r>
+    </w:p>
+    <w:p>
+      <w:pPr>
+        <w:ind w:left="708"/>
+        <w:rPr>
+          <w:rFonts w:ascii="Consolas" w:hAnsi="Consolas"/>
+          <w:sz w:val="22"/>
+          <w:lang w:eastAsia="ru-RU"/>
+        </w:rPr>
+      </w:pPr>
+      <w:r>
+        <w:rPr>
+          <w:rFonts w:ascii="Consolas" w:hAnsi="Consolas"/>
+          <w:sz w:val="22"/>
+          <w:lang w:eastAsia="ru-RU"/>
+        </w:rPr>
+        <w:t>Знайдено групу "12-221" у колонці 13</w:t>
+      </w:r>
+    </w:p>
+    <w:p>
+      <w:pPr>
+        <w:ind w:left="708"/>
+        <w:rPr>
+          <w:rFonts w:ascii="Consolas" w:hAnsi="Consolas"/>
+          <w:sz w:val="22"/>
+          <w:lang w:eastAsia="ru-RU"/>
+        </w:rPr>
+      </w:pPr>
+      <w:r>
+        <w:rPr>
+          <w:rFonts w:ascii="Consolas" w:hAnsi="Consolas"/>
+          <w:sz w:val="22"/>
+          <w:lang w:eastAsia="ru-RU"/>
+        </w:rPr>
+        <w:t>Знайдено групу "12-232" у колонці 14</w:t>
+      </w:r>
+    </w:p>
+    <w:p>
+      <w:pPr>
+        <w:ind w:left="708"/>
+        <w:rPr>
+          <w:rFonts w:ascii="Consolas" w:hAnsi="Consolas"/>
+          <w:sz w:val="22"/>
+          <w:lang w:eastAsia="ru-RU"/>
+        </w:rPr>
+      </w:pPr>
+      <w:r>
+        <w:rPr>
+          <w:rFonts w:ascii="Consolas" w:hAnsi="Consolas"/>
+          <w:sz w:val="22"/>
+          <w:lang w:eastAsia="ru-RU"/>
+        </w:rPr>
+        <w:t>Знайдено групу "12-231" у колонці 15</w:t>
+      </w:r>
+    </w:p>
+    <w:p>
+      <w:pPr>
+        <w:ind w:left="708"/>
+        <w:rPr>
+          <w:rFonts w:ascii="Consolas" w:hAnsi="Consolas"/>
+          <w:sz w:val="22"/>
+          <w:lang w:eastAsia="ru-RU"/>
+        </w:rPr>
+      </w:pPr>
+      <w:r>
+        <w:rPr>
+          <w:rFonts w:ascii="Consolas" w:hAnsi="Consolas"/>
+          <w:sz w:val="22"/>
+          <w:lang w:eastAsia="ru-RU"/>
+        </w:rPr>
+        <w:t>Знайдено групу "12-241" у колонці 16</w:t>
+      </w:r>
+    </w:p>
+    <w:p>
+      <w:pPr>
+        <w:ind w:left="708"/>
+        <w:rPr>
+          <w:rFonts w:ascii="Consolas" w:hAnsi="Consolas"/>
+          <w:sz w:val="22"/>
+          <w:lang w:eastAsia="ru-RU"/>
+        </w:rPr>
+      </w:pPr>
+      <w:r>
+        <w:rPr>
+          <w:rFonts w:ascii="Consolas" w:hAnsi="Consolas"/>
+          <w:sz w:val="22"/>
+          <w:lang w:eastAsia="ru-RU"/>
+        </w:rPr>
+        <w:t>Знайдено групу "12-261" у колонці 17</w:t>
+      </w:r>
+    </w:p>
+    <w:p>
+      <w:pPr>
+        <w:ind w:left="708"/>
+        <w:rPr>
+          <w:rFonts w:ascii="Consolas" w:hAnsi="Consolas"/>
+          <w:sz w:val="22"/>
+          <w:lang w:eastAsia="ru-RU"/>
+        </w:rPr>
+      </w:pPr>
+      <w:r>
+        <w:rPr>
+          <w:rFonts w:ascii="Consolas" w:hAnsi="Consolas"/>
+          <w:sz w:val="22"/>
+          <w:lang w:eastAsia="ru-RU"/>
+        </w:rPr>
+        <w:t>Знайдено групу "12-321" у колонці 20</w:t>
+      </w:r>
+    </w:p>
+    <w:p>
+      <w:pPr>
+        <w:ind w:left="708"/>
+        <w:rPr>
+          <w:rFonts w:ascii="Consolas" w:hAnsi="Consolas"/>
+          <w:sz w:val="22"/>
+          <w:lang w:eastAsia="ru-RU"/>
+        </w:rPr>
+      </w:pPr>
+      <w:r>
+        <w:rPr>
+          <w:rFonts w:ascii="Consolas" w:hAnsi="Consolas"/>
+          <w:sz w:val="22"/>
+          <w:lang w:eastAsia="ru-RU"/>
+        </w:rPr>
+        <w:t>Знайдено групу "12-332" у колонці 21</w:t>
+      </w:r>
+    </w:p>
+    <w:p>
+      <w:pPr>
+        <w:ind w:left="708"/>
+        <w:rPr>
+          <w:rFonts w:ascii="Consolas" w:hAnsi="Consolas"/>
+          <w:sz w:val="22"/>
+          <w:lang w:eastAsia="ru-RU"/>
+        </w:rPr>
+      </w:pPr>
+      <w:r>
+        <w:rPr>
+          <w:rFonts w:ascii="Consolas" w:hAnsi="Consolas"/>
+          <w:sz w:val="22"/>
+          <w:lang w:eastAsia="ru-RU"/>
+        </w:rPr>
+        <w:t>Знайдено групу "12-331" у колонці 22</w:t>
+      </w:r>
+    </w:p>
+    <w:p>
+      <w:pPr>
+        <w:ind w:left="708"/>
+        <w:rPr>
+          <w:rFonts w:ascii="Consolas" w:hAnsi="Consolas"/>
+          <w:sz w:val="22"/>
+          <w:lang w:eastAsia="ru-RU"/>
+        </w:rPr>
+      </w:pPr>
+      <w:r>
+        <w:rPr>
+          <w:rFonts w:ascii="Consolas" w:hAnsi="Consolas"/>
+          <w:sz w:val="22"/>
+          <w:lang w:eastAsia="ru-RU"/>
+        </w:rPr>
+        <w:t>Знайдено групу "12-341" у колонці 23</w:t>
+      </w:r>
+    </w:p>
+    <w:p>
+      <w:pPr>
+        <w:ind w:left="708"/>
+        <w:rPr>
+          <w:rFonts w:ascii="Consolas" w:hAnsi="Consolas"/>
+          <w:sz w:val="22"/>
+          <w:lang w:eastAsia="ru-RU"/>
+        </w:rPr>
+      </w:pPr>
+      <w:r>
+        <w:rPr>
+          <w:rFonts w:ascii="Consolas" w:hAnsi="Consolas"/>
+          <w:sz w:val="22"/>
+          <w:lang w:eastAsia="ru-RU"/>
+        </w:rPr>
+        <w:t>Знайдено групу "12-243" у колонці 24</w:t>
+      </w:r>
+    </w:p>
+    <w:p>
+      <w:pPr>
+        <w:ind w:left="708"/>
+        <w:rPr>
+          <w:rFonts w:ascii="Consolas" w:hAnsi="Consolas"/>
+          <w:sz w:val="22"/>
+          <w:lang w:eastAsia="ru-RU"/>
+        </w:rPr>
+      </w:pPr>
+      <w:r>
+        <w:rPr>
+          <w:rFonts w:ascii="Consolas" w:hAnsi="Consolas"/>
+          <w:sz w:val="22"/>
+          <w:lang w:eastAsia="ru-RU"/>
+        </w:rPr>
+        <w:t>Знайдено групу "12-361" у колонці 25</w:t>
+      </w:r>
+    </w:p>
+    <w:p>
+      <w:pPr>
+        <w:ind w:left="708"/>
+        <w:rPr>
+          <w:rFonts w:ascii="Consolas" w:hAnsi="Consolas"/>
+          <w:sz w:val="22"/>
+          <w:lang w:eastAsia="ru-RU"/>
+        </w:rPr>
+      </w:pPr>
+      <w:r>
+        <w:rPr>
+          <w:rFonts w:ascii="Consolas" w:hAnsi="Consolas"/>
+          <w:sz w:val="22"/>
+          <w:lang w:eastAsia="ru-RU"/>
+        </w:rPr>
+        <w:t>Знайдено групу "12-411" у колонці 28</w:t>
+      </w:r>
+    </w:p>
+    <w:p>
+      <w:pPr>
+        <w:ind w:left="708"/>
+        <w:rPr>
+          <w:rFonts w:ascii="Consolas" w:hAnsi="Consolas"/>
+          <w:sz w:val="22"/>
+          <w:lang w:eastAsia="ru-RU"/>
+        </w:rPr>
+      </w:pPr>
+      <w:r>
+        <w:rPr>
+          <w:rFonts w:ascii="Consolas" w:hAnsi="Consolas"/>
+          <w:sz w:val="22"/>
+          <w:lang w:eastAsia="ru-RU"/>
+        </w:rPr>
+        <w:t>Знайдено групу "12-412" у колонці 29</w:t>
+      </w:r>
+    </w:p>
+    <w:p>
+      <w:pPr>
+        <w:ind w:left="708"/>
+        <w:rPr>
+          <w:rFonts w:ascii="Consolas" w:hAnsi="Consolas"/>
+          <w:sz w:val="22"/>
+          <w:lang w:eastAsia="ru-RU"/>
+        </w:rPr>
+      </w:pPr>
+      <w:r>
+        <w:rPr>
+          <w:rFonts w:ascii="Consolas" w:hAnsi="Consolas"/>
+          <w:sz w:val="22"/>
+          <w:lang w:eastAsia="ru-RU"/>
+        </w:rPr>
+        <w:t>Знайдено групу "12-421" у колонці 30</w:t>
+      </w:r>
+    </w:p>
+    <w:p>
+      <w:pPr>
+        <w:ind w:left="708"/>
+        <w:rPr>
+          <w:rFonts w:ascii="Consolas" w:hAnsi="Consolas"/>
+          <w:sz w:val="22"/>
+          <w:lang w:eastAsia="ru-RU"/>
+        </w:rPr>
+      </w:pPr>
+      <w:r>
+        <w:rPr>
+          <w:rFonts w:ascii="Consolas" w:hAnsi="Consolas"/>
+          <w:sz w:val="22"/>
+          <w:lang w:eastAsia="ru-RU"/>
+        </w:rPr>
+        <w:t>Знайдено групу "12-432" у колонці 31</w:t>
+      </w:r>
+    </w:p>
+    <w:p>
+      <w:pPr>
+        <w:ind w:left="708"/>
+        <w:rPr>
+          <w:rFonts w:ascii="Consolas" w:hAnsi="Consolas"/>
+          <w:sz w:val="22"/>
+          <w:lang w:eastAsia="ru-RU"/>
+        </w:rPr>
+      </w:pPr>
+      <w:r>
+        <w:rPr>
+          <w:rFonts w:ascii="Consolas" w:hAnsi="Consolas"/>
+          <w:sz w:val="22"/>
+          <w:lang w:eastAsia="ru-RU"/>
+        </w:rPr>
+        <w:t>Знайдено групу "12-431" у колонці 32</w:t>
+      </w:r>
+    </w:p>
+    <w:p>
+      <w:pPr>
+        <w:ind w:left="708"/>
+        <w:rPr>
+          <w:rFonts w:ascii="Consolas" w:hAnsi="Consolas"/>
+          <w:sz w:val="22"/>
+          <w:lang w:eastAsia="ru-RU"/>
+        </w:rPr>
+      </w:pPr>
+      <w:r>
+        <w:rPr>
+          <w:rFonts w:ascii="Consolas" w:hAnsi="Consolas"/>
+          <w:sz w:val="22"/>
+          <w:lang w:eastAsia="ru-RU"/>
+        </w:rPr>
+        <w:t>Знайдено групу "12-441" у колонці 33</w:t>
+      </w:r>
+    </w:p>
+    <w:p>
+      <w:pPr>
+        <w:ind w:left="708"/>
+        <w:rPr>
+          <w:rFonts w:ascii="Consolas" w:hAnsi="Consolas"/>
+          <w:sz w:val="22"/>
+          <w:lang w:eastAsia="ru-RU"/>
+        </w:rPr>
+      </w:pPr>
+      <w:r>
+        <w:rPr>
+          <w:rFonts w:ascii="Consolas" w:hAnsi="Consolas"/>
+          <w:sz w:val="22"/>
+          <w:lang w:eastAsia="ru-RU"/>
+        </w:rPr>
+        <w:t>Знайдено групу "12-441" у колонці 34</w:t>
+      </w:r>
+    </w:p>
+    <w:p>
+      <w:pPr>
+        <w:ind w:left="708"/>
+        <w:rPr>
+          <w:rFonts w:ascii="Consolas" w:hAnsi="Consolas"/>
+          <w:sz w:val="22"/>
+          <w:lang w:eastAsia="ru-RU"/>
+        </w:rPr>
+      </w:pPr>
+      <w:r>
+        <w:rPr>
+          <w:rFonts w:ascii="Consolas" w:hAnsi="Consolas"/>
+          <w:sz w:val="22"/>
+          <w:lang w:eastAsia="ru-RU"/>
+        </w:rPr>
+        <w:t>Знайдено групу "12-343" у колонці 35</w:t>
+      </w:r>
+    </w:p>
+    <w:p>
+      <w:pPr>
+        <w:ind w:left="708"/>
+        <w:rPr>
+          <w:rFonts w:ascii="Consolas" w:hAnsi="Consolas"/>
+          <w:sz w:val="22"/>
+          <w:lang w:eastAsia="ru-RU"/>
+        </w:rPr>
+      </w:pPr>
+      <w:r>
+        <w:rPr>
+          <w:rFonts w:ascii="Consolas" w:hAnsi="Consolas"/>
+          <w:sz w:val="22"/>
+          <w:lang w:eastAsia="ru-RU"/>
+        </w:rPr>
+        <w:lastRenderedPageBreak/>
+        <w:t>Знайдено групу "12-461" у колонці 36</w:t>
+      </w:r>
+    </w:p>
+    <w:p>
+      <w:pPr>
+        <w:ind w:left="708"/>
+        <w:rPr>
+          <w:rFonts w:ascii="Consolas" w:hAnsi="Consolas"/>
+          <w:sz w:val="22"/>
+          <w:lang w:eastAsia="ru-RU"/>
+        </w:rPr>
+      </w:pPr>
+      <w:r>
+        <w:rPr>
+          <w:rFonts w:ascii="Consolas" w:hAnsi="Consolas"/>
+          <w:sz w:val="22"/>
+          <w:lang w:eastAsia="ru-RU"/>
+        </w:rPr>
+        <w:t>Обробка 35 слотів занять...</w:t>
+      </w:r>
+    </w:p>
+    <w:p>
+      <w:pPr>
+        <w:ind w:left="708"/>
+        <w:rPr>
+          <w:rFonts w:ascii="Consolas" w:hAnsi="Consolas"/>
+          <w:sz w:val="22"/>
+          <w:lang w:eastAsia="ru-RU"/>
+        </w:rPr>
+      </w:pPr>
+      <w:r>
+        <w:rPr>
+          <w:rFonts w:ascii="Consolas" w:hAnsi="Consolas"/>
+          <w:sz w:val="22"/>
+          <w:lang w:eastAsia="ru-RU"/>
+        </w:rPr>
+        <w:t>Обробка завершена. Всього занять: 245, груп: 29, викладачів: 44</w:t>
+      </w:r>
     </w:p>
     <w:p>
       <w:pPr>
         <w:pStyle w:val="2"/>
-      </w:pPr>
-      <w:bookmarkStart w:id="29" w:name="_Toc231548199"/>
-      <w:r>
-        <w:t>7.1. Завантаження файлу розкладу</w:t>
-      </w:r>
-      <w:bookmarkEnd w:id="29"/>
-    </w:p>
-    <w:p>
-      <w:pPr>
-        <w:rPr>
-          <w:lang w:eastAsia="ru-RU"/>
-        </w:rPr>
-      </w:pPr>
-      <w:r>
-        <w:rPr>
-          <w:lang w:eastAsia="ru-RU"/>
-        </w:rPr>
-        <w:t>Користувач натискає → обирає .xlsx → система парсить файл → генерує data.n3.</w:t>
-      </w:r>
-    </w:p>
-    <w:p>
-      <w:pPr>
-        <w:rPr>
-          <w:lang w:eastAsia="ru-RU"/>
-        </w:rPr>
-      </w:pPr>
-      <w:r>
-        <w:rPr>
-          <w:lang w:eastAsia="ru-RU"/>
-        </w:rPr>
-        <w:t>Результат у консолі сервера:</w:t>
+        <w:rPr>
+          <w:lang w:val="uk-UA"/>
+        </w:rPr>
+      </w:pPr>
+      <w:bookmarkStart w:id="30" w:name="_Toc231548200"/>
+      <w:r>
+        <w:rPr>
+          <w:lang w:val="uk-UA"/>
+        </w:rPr>
+        <w:t>8</w:t>
+      </w:r>
+      <w:r>
+        <w:t>.2. Пошук занять для групи "12-</w:t>
+      </w:r>
+      <w:r>
+        <w:rPr>
+          <w:lang w:val="uk-UA"/>
+        </w:rPr>
+        <w:t>341</w:t>
+      </w:r>
+      <w:r>
+        <w:t xml:space="preserve">" на </w:t>
+      </w:r>
+      <w:r>
+        <w:rPr>
+          <w:lang w:val="uk-UA"/>
+        </w:rPr>
+        <w:t>вівторок</w:t>
+      </w:r>
+      <w:bookmarkEnd w:id="30"/>
+    </w:p>
+    <w:p>
+      <w:pPr>
+        <w:rPr>
+          <w:lang w:val="uk-UA" w:eastAsia="ru-RU"/>
+        </w:rPr>
+      </w:pPr>
+      <w:r>
+        <w:rPr>
+          <w:lang w:val="uk-UA" w:eastAsia="ru-RU"/>
+        </w:rPr>
+        <w:t>Запит (фронтенд → бекенд):</w:t>
+      </w:r>
+    </w:p>
+    <w:p>
+      <w:pPr>
+        <w:ind w:firstLine="708"/>
+        <w:rPr>
+          <w:rFonts w:ascii="Consolas" w:hAnsi="Consolas"/>
+          <w:sz w:val="22"/>
+          <w:lang w:val="uk-UA" w:eastAsia="ru-RU"/>
+        </w:rPr>
+      </w:pPr>
+      <w:r>
+        <w:rPr>
+          <w:rFonts w:ascii="Consolas" w:hAnsi="Consolas"/>
+          <w:sz w:val="22"/>
+          <w:lang w:val="uk-UA" w:eastAsia="ru-RU"/>
+        </w:rPr>
+        <w:t>{ "group": "12-341", "day": "ВІВТОРОК", "teacher": null }</w:t>
+      </w:r>
+    </w:p>
+    <w:p>
+      <w:pPr>
+        <w:rPr>
+          <w:lang w:val="uk-UA" w:eastAsia="ru-RU"/>
+        </w:rPr>
+      </w:pPr>
+      <w:r>
+        <w:rPr>
+          <w:lang w:val="uk-UA" w:eastAsia="ru-RU"/>
+        </w:rPr>
+        <w:t>N3-запит:</w:t>
       </w:r>
     </w:p>
     <w:p>
@@ -11609,16 +12536,16 @@
         <w:rPr>
           <w:rFonts w:ascii="Consolas" w:hAnsi="Consolas"/>
           <w:sz w:val="22"/>
-          <w:lang w:eastAsia="ru-RU"/>
-        </w:rPr>
-      </w:pPr>
-      <w:r>
-        <w:rPr>
-          <w:rFonts w:ascii="Consolas" w:hAnsi="Consolas"/>
-          <w:sz w:val="22"/>
-          <w:lang w:eastAsia="ru-RU"/>
-        </w:rPr>
-        <w:t>Початок обробки файлу...</w:t>
+          <w:lang w:val="uk-UA" w:eastAsia="ru-RU"/>
+        </w:rPr>
+      </w:pPr>
+      <w:r>
+        <w:rPr>
+          <w:rFonts w:ascii="Consolas" w:hAnsi="Consolas"/>
+          <w:sz w:val="22"/>
+          <w:lang w:val="uk-UA" w:eastAsia="ru-RU"/>
+        </w:rPr>
+        <w:t>ex:dynamic_query a ex:ScheduleQuery ;</w:t>
       </w:r>
     </w:p>
     <w:p>
@@ -11627,16 +12554,32 @@
         <w:rPr>
           <w:rFonts w:ascii="Consolas" w:hAnsi="Consolas"/>
           <w:sz w:val="22"/>
-          <w:lang w:eastAsia="ru-RU"/>
-        </w:rPr>
-      </w:pPr>
-      <w:r>
-        <w:rPr>
-          <w:rFonts w:ascii="Consolas" w:hAnsi="Consolas"/>
-          <w:sz w:val="22"/>
-          <w:lang w:eastAsia="ru-RU"/>
-        </w:rPr>
-        <w:t>Знайдено рядок "Група" на індексі 20</w:t>
+          <w:lang w:val="uk-UA" w:eastAsia="ru-RU"/>
+        </w:rPr>
+      </w:pPr>
+      <w:r>
+        <w:rPr>
+          <w:rFonts w:ascii="Consolas" w:hAnsi="Consolas"/>
+          <w:sz w:val="22"/>
+          <w:lang w:val="uk-UA" w:eastAsia="ru-RU"/>
+        </w:rPr>
+        <w:t xml:space="preserve">    ex:queryGroup ex:group_12-</w:t>
+      </w:r>
+      <w:r>
+        <w:rPr>
+          <w:rFonts w:ascii="Consolas" w:hAnsi="Consolas"/>
+          <w:sz w:val="22"/>
+          <w:lang w:val="uk-UA" w:eastAsia="ru-RU"/>
+        </w:rPr>
+        <w:t>341</w:t>
+      </w:r>
+      <w:r>
+        <w:rPr>
+          <w:rFonts w:ascii="Consolas" w:hAnsi="Consolas"/>
+          <w:sz w:val="22"/>
+          <w:lang w:val="uk-UA" w:eastAsia="ru-RU"/>
+        </w:rPr>
+        <w:t xml:space="preserve"> ;</w:t>
       </w:r>
     </w:p>
     <w:p>
@@ -11645,16 +12588,32 @@
         <w:rPr>
           <w:rFonts w:ascii="Consolas" w:hAnsi="Consolas"/>
           <w:sz w:val="22"/>
-          <w:lang w:eastAsia="ru-RU"/>
-        </w:rPr>
-      </w:pPr>
-      <w:r>
-        <w:rPr>
-          <w:rFonts w:ascii="Consolas" w:hAnsi="Consolas"/>
-          <w:sz w:val="22"/>
-          <w:lang w:eastAsia="ru-RU"/>
-        </w:rPr>
-        <w:t>Парсинг груп з рядка: 20</w:t>
+          <w:lang w:val="uk-UA" w:eastAsia="ru-RU"/>
+        </w:rPr>
+      </w:pPr>
+      <w:r>
+        <w:rPr>
+          <w:rFonts w:ascii="Consolas" w:hAnsi="Consolas"/>
+          <w:sz w:val="22"/>
+          <w:lang w:val="uk-UA" w:eastAsia="ru-RU"/>
+        </w:rPr>
+        <w:t xml:space="preserve">    ex:queryDay "</w:t>
+      </w:r>
+      <w:r>
+        <w:rPr>
+          <w:rFonts w:ascii="Consolas" w:hAnsi="Consolas"/>
+          <w:sz w:val="22"/>
+          <w:lang w:val="uk-UA" w:eastAsia="ru-RU"/>
+        </w:rPr>
+        <w:t>ВІВТОРОК</w:t>
+      </w:r>
+      <w:r>
+        <w:rPr>
+          <w:rFonts w:ascii="Consolas" w:hAnsi="Consolas"/>
+          <w:sz w:val="22"/>
+          <w:lang w:val="uk-UA" w:eastAsia="ru-RU"/>
+        </w:rPr>
+        <w:t>" ;</w:t>
       </w:r>
     </w:p>
     <w:p>
@@ -11663,16 +12622,16 @@
         <w:rPr>
           <w:rFonts w:ascii="Consolas" w:hAnsi="Consolas"/>
           <w:sz w:val="22"/>
-          <w:lang w:eastAsia="ru-RU"/>
-        </w:rPr>
-      </w:pPr>
-      <w:r>
-        <w:rPr>
-          <w:rFonts w:ascii="Consolas" w:hAnsi="Consolas"/>
-          <w:sz w:val="22"/>
-          <w:lang w:eastAsia="ru-RU"/>
-        </w:rPr>
-        <w:t>Знайдено групу "12-111" у колонці 2</w:t>
+          <w:lang w:val="uk-UA" w:eastAsia="ru-RU"/>
+        </w:rPr>
+      </w:pPr>
+      <w:r>
+        <w:rPr>
+          <w:rFonts w:ascii="Consolas" w:hAnsi="Consolas"/>
+          <w:sz w:val="22"/>
+          <w:lang w:val="uk-UA" w:eastAsia="ru-RU"/>
+        </w:rPr>
+        <w:t xml:space="preserve">    ex:hasDayFilter "true" ;</w:t>
       </w:r>
     </w:p>
     <w:p>
@@ -11681,16 +12640,29 @@
         <w:rPr>
           <w:rFonts w:ascii="Consolas" w:hAnsi="Consolas"/>
           <w:sz w:val="22"/>
-          <w:lang w:eastAsia="ru-RU"/>
-        </w:rPr>
-      </w:pPr>
-      <w:r>
-        <w:rPr>
-          <w:rFonts w:ascii="Consolas" w:hAnsi="Consolas"/>
-          <w:sz w:val="22"/>
-          <w:lang w:eastAsia="ru-RU"/>
-        </w:rPr>
-        <w:t>Знайдено групу "12-121" у колонці 3</w:t>
+          <w:lang w:val="uk-UA" w:eastAsia="ru-RU"/>
+        </w:rPr>
+      </w:pPr>
+      <w:r>
+        <w:rPr>
+          <w:rFonts w:ascii="Consolas" w:hAnsi="Consolas"/>
+          <w:sz w:val="22"/>
+          <w:lang w:val="uk-UA" w:eastAsia="ru-RU"/>
+        </w:rPr>
+        <w:t xml:space="preserve">    ex:noTeacherFilter "true" .</w:t>
+      </w:r>
+    </w:p>
+    <w:p>
+      <w:pPr>
+        <w:rPr>
+          <w:lang w:val="uk-UA" w:eastAsia="ru-RU"/>
+        </w:rPr>
+      </w:pPr>
+      <w:r>
+        <w:rPr>
+          <w:lang w:val="uk-UA" w:eastAsia="ru-RU"/>
+        </w:rPr>
+        <w:t>Результат (витяг з N3):</w:t>
       </w:r>
     </w:p>
     <w:p>
@@ -11708,7 +12680,87 @@
           <w:sz w:val="22"/>
           <w:lang w:eastAsia="ru-RU"/>
         </w:rPr>
-        <w:t>Знайдено групу "12-131" у колонці 4</w:t>
+        <w:t>@</w:t>
+      </w:r>
+      <w:r>
+        <w:rPr>
+          <w:rFonts w:ascii="Consolas" w:hAnsi="Consolas"/>
+          <w:sz w:val="22"/>
+          <w:lang w:val="en-US" w:eastAsia="ru-RU"/>
+        </w:rPr>
+        <w:t>prefix</w:t>
+      </w:r>
+      <w:r>
+        <w:rPr>
+          <w:rFonts w:ascii="Consolas" w:hAnsi="Consolas"/>
+          <w:sz w:val="22"/>
+          <w:lang w:eastAsia="ru-RU"/>
+        </w:rPr>
+        <w:t xml:space="preserve"> </w:t>
+      </w:r>
+      <w:r>
+        <w:rPr>
+          <w:rFonts w:ascii="Consolas" w:hAnsi="Consolas"/>
+          <w:sz w:val="22"/>
+          <w:lang w:val="en-US" w:eastAsia="ru-RU"/>
+        </w:rPr>
+        <w:t>ex</w:t>
+      </w:r>
+      <w:r>
+        <w:rPr>
+          <w:rFonts w:ascii="Consolas" w:hAnsi="Consolas"/>
+          <w:sz w:val="22"/>
+          <w:lang w:eastAsia="ru-RU"/>
+        </w:rPr>
+        <w:t>: &lt;</w:t>
+      </w:r>
+      <w:r>
+        <w:rPr>
+          <w:rFonts w:ascii="Consolas" w:hAnsi="Consolas"/>
+          <w:sz w:val="22"/>
+          <w:lang w:val="en-US" w:eastAsia="ru-RU"/>
+        </w:rPr>
+        <w:t>http</w:t>
+      </w:r>
+      <w:r>
+        <w:rPr>
+          <w:rFonts w:ascii="Consolas" w:hAnsi="Consolas"/>
+          <w:sz w:val="22"/>
+          <w:lang w:eastAsia="ru-RU"/>
+        </w:rPr>
+        <w:t>://</w:t>
+      </w:r>
+      <w:r>
+        <w:rPr>
+          <w:rFonts w:ascii="Consolas" w:hAnsi="Consolas"/>
+          <w:sz w:val="22"/>
+          <w:lang w:val="en-US" w:eastAsia="ru-RU"/>
+        </w:rPr>
+        <w:t>example</w:t>
+      </w:r>
+      <w:r>
+        <w:rPr>
+          <w:rFonts w:ascii="Consolas" w:hAnsi="Consolas"/>
+          <w:sz w:val="22"/>
+          <w:lang w:eastAsia="ru-RU"/>
+        </w:rPr>
+        <w:t>.</w:t>
+      </w:r>
+      <w:r>
+        <w:rPr>
+          <w:rFonts w:ascii="Consolas" w:hAnsi="Consolas"/>
+          <w:sz w:val="22"/>
+          <w:lang w:val="en-US" w:eastAsia="ru-RU"/>
+        </w:rPr>
+        <w:t>org</w:t>
+      </w:r>
+      <w:r>
+        <w:rPr>
+          <w:rFonts w:ascii="Consolas" w:hAnsi="Consolas"/>
+          <w:sz w:val="22"/>
+          <w:lang w:eastAsia="ru-RU"/>
+        </w:rPr>
+        <w:t>#&gt;.</w:t>
       </w:r>
     </w:p>
     <w:p>
@@ -11717,16 +12769,16 @@
         <w:rPr>
           <w:rFonts w:ascii="Consolas" w:hAnsi="Consolas"/>
           <w:sz w:val="22"/>
-          <w:lang w:eastAsia="ru-RU"/>
-        </w:rPr>
-      </w:pPr>
-      <w:r>
-        <w:rPr>
-          <w:rFonts w:ascii="Consolas" w:hAnsi="Consolas"/>
-          <w:sz w:val="22"/>
-          <w:lang w:eastAsia="ru-RU"/>
-        </w:rPr>
-        <w:t>Знайдено групу "12-131с" у колонці 5</w:t>
+          <w:lang w:val="en-US" w:eastAsia="ru-RU"/>
+        </w:rPr>
+      </w:pPr>
+      <w:r>
+        <w:rPr>
+          <w:rFonts w:ascii="Consolas" w:hAnsi="Consolas"/>
+          <w:sz w:val="22"/>
+          <w:lang w:val="en-US" w:eastAsia="ru-RU"/>
+        </w:rPr>
+        <w:t>ex:rec_1 ex:recommendedLesson ex:lesson_59.</w:t>
       </w:r>
     </w:p>
     <w:p>
@@ -11735,16 +12787,16 @@
         <w:rPr>
           <w:rFonts w:ascii="Consolas" w:hAnsi="Consolas"/>
           <w:sz w:val="22"/>
-          <w:lang w:eastAsia="ru-RU"/>
-        </w:rPr>
-      </w:pPr>
-      <w:r>
-        <w:rPr>
-          <w:rFonts w:ascii="Consolas" w:hAnsi="Consolas"/>
-          <w:sz w:val="22"/>
-          <w:lang w:eastAsia="ru-RU"/>
-        </w:rPr>
-        <w:t>Знайдено групу "12-141" у колонці 6</w:t>
+          <w:lang w:val="en-US" w:eastAsia="ru-RU"/>
+        </w:rPr>
+      </w:pPr>
+      <w:r>
+        <w:rPr>
+          <w:rFonts w:ascii="Consolas" w:hAnsi="Consolas"/>
+          <w:sz w:val="22"/>
+          <w:lang w:val="en-US" w:eastAsia="ru-RU"/>
+        </w:rPr>
+        <w:t>ex:lesson_59 ex:suitableForQuery ex:dynamic_query.</w:t>
       </w:r>
     </w:p>
     <w:p>
@@ -11753,16 +12805,16 @@
         <w:rPr>
           <w:rFonts w:ascii="Consolas" w:hAnsi="Consolas"/>
           <w:sz w:val="22"/>
-          <w:lang w:eastAsia="ru-RU"/>
-        </w:rPr>
-      </w:pPr>
-      <w:r>
-        <w:rPr>
-          <w:rFonts w:ascii="Consolas" w:hAnsi="Consolas"/>
-          <w:sz w:val="22"/>
-          <w:lang w:eastAsia="ru-RU"/>
-        </w:rPr>
-        <w:t>Знайдено групу "12-143" у колонці 7</w:t>
+          <w:lang w:val="en-US" w:eastAsia="ru-RU"/>
+        </w:rPr>
+      </w:pPr>
+      <w:r>
+        <w:rPr>
+          <w:rFonts w:ascii="Consolas" w:hAnsi="Consolas"/>
+          <w:sz w:val="22"/>
+          <w:lang w:val="en-US" w:eastAsia="ru-RU"/>
+        </w:rPr>
+        <w:t>ex:Шишко_Л_С_ ex:fullName "Шишко Л.С.".</w:t>
       </w:r>
     </w:p>
     <w:p>
@@ -11771,16 +12823,16 @@
         <w:rPr>
           <w:rFonts w:ascii="Consolas" w:hAnsi="Consolas"/>
           <w:sz w:val="22"/>
-          <w:lang w:eastAsia="ru-RU"/>
-        </w:rPr>
-      </w:pPr>
-      <w:r>
-        <w:rPr>
-          <w:rFonts w:ascii="Consolas" w:hAnsi="Consolas"/>
-          <w:sz w:val="22"/>
-          <w:lang w:eastAsia="ru-RU"/>
-        </w:rPr>
-        <w:t>Знайдено групу "12-143" у колонці 8</w:t>
+          <w:lang w:val="en-US" w:eastAsia="ru-RU"/>
+        </w:rPr>
+      </w:pPr>
+      <w:r>
+        <w:rPr>
+          <w:rFonts w:ascii="Consolas" w:hAnsi="Consolas"/>
+          <w:sz w:val="22"/>
+          <w:lang w:val="en-US" w:eastAsia="ru-RU"/>
+        </w:rPr>
+        <w:t>ex:lesson_59 ex:passedDayFilter ex:dynamic_query.</w:t>
       </w:r>
     </w:p>
     <w:p>
@@ -11789,16 +12841,16 @@
         <w:rPr>
           <w:rFonts w:ascii="Consolas" w:hAnsi="Consolas"/>
           <w:sz w:val="22"/>
-          <w:lang w:eastAsia="ru-RU"/>
-        </w:rPr>
-      </w:pPr>
-      <w:r>
-        <w:rPr>
-          <w:rFonts w:ascii="Consolas" w:hAnsi="Consolas"/>
-          <w:sz w:val="22"/>
-          <w:lang w:eastAsia="ru-RU"/>
-        </w:rPr>
-        <w:t>Знайдено групу "12-161" у колонці 9</w:t>
+          <w:lang w:val="en-US" w:eastAsia="ru-RU"/>
+        </w:rPr>
+      </w:pPr>
+      <w:r>
+        <w:rPr>
+          <w:rFonts w:ascii="Consolas" w:hAnsi="Consolas"/>
+          <w:sz w:val="22"/>
+          <w:lang w:val="en-US" w:eastAsia="ru-RU"/>
+        </w:rPr>
+        <w:t>ex:lesson_59 ex:matchesGroup ex:dynamic_query.</w:t>
       </w:r>
     </w:p>
     <w:p>
@@ -11807,16 +12859,16 @@
         <w:rPr>
           <w:rFonts w:ascii="Consolas" w:hAnsi="Consolas"/>
           <w:sz w:val="22"/>
-          <w:lang w:eastAsia="ru-RU"/>
-        </w:rPr>
-      </w:pPr>
-      <w:r>
-        <w:rPr>
-          <w:rFonts w:ascii="Consolas" w:hAnsi="Consolas"/>
-          <w:sz w:val="22"/>
-          <w:lang w:eastAsia="ru-RU"/>
-        </w:rPr>
-        <w:t>Знайдено групу "12-212" у колонці 12</w:t>
+          <w:lang w:val="en-US" w:eastAsia="ru-RU"/>
+        </w:rPr>
+      </w:pPr>
+      <w:r>
+        <w:rPr>
+          <w:rFonts w:ascii="Consolas" w:hAnsi="Consolas"/>
+          <w:sz w:val="22"/>
+          <w:lang w:val="en-US" w:eastAsia="ru-RU"/>
+        </w:rPr>
+        <w:t>ex:lesson_59 a ex:Lesson.</w:t>
       </w:r>
     </w:p>
     <w:p>
@@ -11825,16 +12877,16 @@
         <w:rPr>
           <w:rFonts w:ascii="Consolas" w:hAnsi="Consolas"/>
           <w:sz w:val="22"/>
-          <w:lang w:eastAsia="ru-RU"/>
-        </w:rPr>
-      </w:pPr>
-      <w:r>
-        <w:rPr>
-          <w:rFonts w:ascii="Consolas" w:hAnsi="Consolas"/>
-          <w:sz w:val="22"/>
-          <w:lang w:eastAsia="ru-RU"/>
-        </w:rPr>
-        <w:t>Знайдено групу "12-221" у колонці 13</w:t>
+          <w:lang w:val="en-US" w:eastAsia="ru-RU"/>
+        </w:rPr>
+      </w:pPr>
+      <w:r>
+        <w:rPr>
+          <w:rFonts w:ascii="Consolas" w:hAnsi="Consolas"/>
+          <w:sz w:val="22"/>
+          <w:lang w:val="en-US" w:eastAsia="ru-RU"/>
+        </w:rPr>
+        <w:t>ex:lesson_59 ex:subject "Математична логіка та теорія алгоритмів (л.)".</w:t>
       </w:r>
     </w:p>
     <w:p>
@@ -11843,16 +12895,16 @@
         <w:rPr>
           <w:rFonts w:ascii="Consolas" w:hAnsi="Consolas"/>
           <w:sz w:val="22"/>
-          <w:lang w:eastAsia="ru-RU"/>
-        </w:rPr>
-      </w:pPr>
-      <w:r>
-        <w:rPr>
-          <w:rFonts w:ascii="Consolas" w:hAnsi="Consolas"/>
-          <w:sz w:val="22"/>
-          <w:lang w:eastAsia="ru-RU"/>
-        </w:rPr>
-        <w:t>Знайдено групу "12-232" у колонці 14</w:t>
+          <w:lang w:val="en-US" w:eastAsia="ru-RU"/>
+        </w:rPr>
+      </w:pPr>
+      <w:r>
+        <w:rPr>
+          <w:rFonts w:ascii="Consolas" w:hAnsi="Consolas"/>
+          <w:sz w:val="22"/>
+          <w:lang w:val="en-US" w:eastAsia="ru-RU"/>
+        </w:rPr>
+        <w:t>ex:lesson_59 ex:dayOfWeek "ВІВТОРОК".</w:t>
       </w:r>
     </w:p>
     <w:p>
@@ -11861,16 +12913,16 @@
         <w:rPr>
           <w:rFonts w:ascii="Consolas" w:hAnsi="Consolas"/>
           <w:sz w:val="22"/>
-          <w:lang w:eastAsia="ru-RU"/>
-        </w:rPr>
-      </w:pPr>
-      <w:r>
-        <w:rPr>
-          <w:rFonts w:ascii="Consolas" w:hAnsi="Consolas"/>
-          <w:sz w:val="22"/>
-          <w:lang w:eastAsia="ru-RU"/>
-        </w:rPr>
-        <w:t>Знайдено групу "12-231" у колонці 15</w:t>
+          <w:lang w:val="en-US" w:eastAsia="ru-RU"/>
+        </w:rPr>
+      </w:pPr>
+      <w:r>
+        <w:rPr>
+          <w:rFonts w:ascii="Consolas" w:hAnsi="Consolas"/>
+          <w:sz w:val="22"/>
+          <w:lang w:val="en-US" w:eastAsia="ru-RU"/>
+        </w:rPr>
+        <w:t>ex:lesson_59 ex:timeStart "Пара 2 (10:40 - 12:00)".</w:t>
       </w:r>
     </w:p>
     <w:p>
@@ -11879,16 +12931,16 @@
         <w:rPr>
           <w:rFonts w:ascii="Consolas" w:hAnsi="Consolas"/>
           <w:sz w:val="22"/>
-          <w:lang w:eastAsia="ru-RU"/>
-        </w:rPr>
-      </w:pPr>
-      <w:r>
-        <w:rPr>
-          <w:rFonts w:ascii="Consolas" w:hAnsi="Consolas"/>
-          <w:sz w:val="22"/>
-          <w:lang w:eastAsia="ru-RU"/>
-        </w:rPr>
-        <w:t>Знайдено групу "12-241" у колонці 16</w:t>
+          <w:lang w:val="en-US" w:eastAsia="ru-RU"/>
+        </w:rPr>
+      </w:pPr>
+      <w:r>
+        <w:rPr>
+          <w:rFonts w:ascii="Consolas" w:hAnsi="Consolas"/>
+          <w:sz w:val="22"/>
+          <w:lang w:val="en-US" w:eastAsia="ru-RU"/>
+        </w:rPr>
+        <w:t>ex:lesson_59 ex:hasTeacher ex:Шишко_Л_С_.</w:t>
       </w:r>
     </w:p>
     <w:p>
@@ -11897,16 +12949,16 @@
         <w:rPr>
           <w:rFonts w:ascii="Consolas" w:hAnsi="Consolas"/>
           <w:sz w:val="22"/>
-          <w:lang w:eastAsia="ru-RU"/>
-        </w:rPr>
-      </w:pPr>
-      <w:r>
-        <w:rPr>
-          <w:rFonts w:ascii="Consolas" w:hAnsi="Consolas"/>
-          <w:sz w:val="22"/>
-          <w:lang w:eastAsia="ru-RU"/>
-        </w:rPr>
-        <w:t>Знайдено групу "12-261" у колонці 17</w:t>
+          <w:lang w:val="en-US" w:eastAsia="ru-RU"/>
+        </w:rPr>
+      </w:pPr>
+      <w:r>
+        <w:rPr>
+          <w:rFonts w:ascii="Consolas" w:hAnsi="Consolas"/>
+          <w:sz w:val="22"/>
+          <w:lang w:val="en-US" w:eastAsia="ru-RU"/>
+        </w:rPr>
+        <w:t>ex:lesson_59 ex:link "https://ksu-ks-ua.zoom.us/j/8101284233?pwd=MExTWm1IblpBVG9Pd1FpQ2pkNmFJdz09".</w:t>
       </w:r>
     </w:p>
     <w:p>
@@ -11915,16 +12967,16 @@
         <w:rPr>
           <w:rFonts w:ascii="Consolas" w:hAnsi="Consolas"/>
           <w:sz w:val="22"/>
-          <w:lang w:eastAsia="ru-RU"/>
-        </w:rPr>
-      </w:pPr>
-      <w:r>
-        <w:rPr>
-          <w:rFonts w:ascii="Consolas" w:hAnsi="Consolas"/>
-          <w:sz w:val="22"/>
-          <w:lang w:eastAsia="ru-RU"/>
-        </w:rPr>
-        <w:t>Знайдено групу "12-321" у колонці 20</w:t>
+          <w:lang w:val="en-US" w:eastAsia="ru-RU"/>
+        </w:rPr>
+      </w:pPr>
+      <w:r>
+        <w:rPr>
+          <w:rFonts w:ascii="Consolas" w:hAnsi="Consolas"/>
+          <w:sz w:val="22"/>
+          <w:lang w:val="en-US" w:eastAsia="ru-RU"/>
+        </w:rPr>
+        <w:t>ex:lesson_59 ex:belongsToGroup ex:group_12_341.</w:t>
       </w:r>
     </w:p>
     <w:p>
@@ -11933,16 +12985,16 @@
         <w:rPr>
           <w:rFonts w:ascii="Consolas" w:hAnsi="Consolas"/>
           <w:sz w:val="22"/>
-          <w:lang w:eastAsia="ru-RU"/>
-        </w:rPr>
-      </w:pPr>
-      <w:r>
-        <w:rPr>
-          <w:rFonts w:ascii="Consolas" w:hAnsi="Consolas"/>
-          <w:sz w:val="22"/>
-          <w:lang w:eastAsia="ru-RU"/>
-        </w:rPr>
-        <w:t>Знайдено групу "12-332" у колонці 21</w:t>
+          <w:lang w:val="en-US" w:eastAsia="ru-RU"/>
+        </w:rPr>
+      </w:pPr>
+      <w:r>
+        <w:rPr>
+          <w:rFonts w:ascii="Consolas" w:hAnsi="Consolas"/>
+          <w:sz w:val="22"/>
+          <w:lang w:val="en-US" w:eastAsia="ru-RU"/>
+        </w:rPr>
+        <w:t>ex:rec_1 ex:recommendedLesson ex:lesson_73.</w:t>
       </w:r>
     </w:p>
     <w:p>
@@ -11951,16 +13003,16 @@
         <w:rPr>
           <w:rFonts w:ascii="Consolas" w:hAnsi="Consolas"/>
           <w:sz w:val="22"/>
-          <w:lang w:eastAsia="ru-RU"/>
-        </w:rPr>
-      </w:pPr>
-      <w:r>
-        <w:rPr>
-          <w:rFonts w:ascii="Consolas" w:hAnsi="Consolas"/>
-          <w:sz w:val="22"/>
-          <w:lang w:eastAsia="ru-RU"/>
-        </w:rPr>
-        <w:t>Знайдено групу "12-331" у колонці 22</w:t>
+          <w:lang w:val="en-US" w:eastAsia="ru-RU"/>
+        </w:rPr>
+      </w:pPr>
+      <w:r>
+        <w:rPr>
+          <w:rFonts w:ascii="Consolas" w:hAnsi="Consolas"/>
+          <w:sz w:val="22"/>
+          <w:lang w:val="en-US" w:eastAsia="ru-RU"/>
+        </w:rPr>
+        <w:t>ex:lesson_73 ex:suitableForQuery ex:dynamic_query.</w:t>
       </w:r>
     </w:p>
     <w:p>
@@ -11969,16 +13021,16 @@
         <w:rPr>
           <w:rFonts w:ascii="Consolas" w:hAnsi="Consolas"/>
           <w:sz w:val="22"/>
-          <w:lang w:eastAsia="ru-RU"/>
-        </w:rPr>
-      </w:pPr>
-      <w:r>
-        <w:rPr>
-          <w:rFonts w:ascii="Consolas" w:hAnsi="Consolas"/>
-          <w:sz w:val="22"/>
-          <w:lang w:eastAsia="ru-RU"/>
-        </w:rPr>
-        <w:t>Знайдено групу "12-341" у колонці 23</w:t>
+          <w:lang w:val="en-US" w:eastAsia="ru-RU"/>
+        </w:rPr>
+      </w:pPr>
+      <w:r>
+        <w:rPr>
+          <w:rFonts w:ascii="Consolas" w:hAnsi="Consolas"/>
+          <w:sz w:val="22"/>
+          <w:lang w:val="en-US" w:eastAsia="ru-RU"/>
+        </w:rPr>
+        <w:t>ex:Полторацький_М_Ю_ ex:fullName "Полторацький М.Ю.".</w:t>
       </w:r>
     </w:p>
     <w:p>
@@ -11987,16 +13039,16 @@
         <w:rPr>
           <w:rFonts w:ascii="Consolas" w:hAnsi="Consolas"/>
           <w:sz w:val="22"/>
-          <w:lang w:eastAsia="ru-RU"/>
-        </w:rPr>
-      </w:pPr>
-      <w:r>
-        <w:rPr>
-          <w:rFonts w:ascii="Consolas" w:hAnsi="Consolas"/>
-          <w:sz w:val="22"/>
-          <w:lang w:eastAsia="ru-RU"/>
-        </w:rPr>
-        <w:t>Знайдено групу "12-243" у колонці 24</w:t>
+          <w:lang w:val="en-US" w:eastAsia="ru-RU"/>
+        </w:rPr>
+      </w:pPr>
+      <w:r>
+        <w:rPr>
+          <w:rFonts w:ascii="Consolas" w:hAnsi="Consolas"/>
+          <w:sz w:val="22"/>
+          <w:lang w:val="en-US" w:eastAsia="ru-RU"/>
+        </w:rPr>
+        <w:t>ex:lesson_73 ex:passedDayFilter ex:dynamic_query.</w:t>
       </w:r>
     </w:p>
     <w:p>
@@ -12005,16 +13057,16 @@
         <w:rPr>
           <w:rFonts w:ascii="Consolas" w:hAnsi="Consolas"/>
           <w:sz w:val="22"/>
-          <w:lang w:eastAsia="ru-RU"/>
-        </w:rPr>
-      </w:pPr>
-      <w:r>
-        <w:rPr>
-          <w:rFonts w:ascii="Consolas" w:hAnsi="Consolas"/>
-          <w:sz w:val="22"/>
-          <w:lang w:eastAsia="ru-RU"/>
-        </w:rPr>
-        <w:t>Знайдено групу "12-361" у колонці 25</w:t>
+          <w:lang w:val="en-US" w:eastAsia="ru-RU"/>
+        </w:rPr>
+      </w:pPr>
+      <w:r>
+        <w:rPr>
+          <w:rFonts w:ascii="Consolas" w:hAnsi="Consolas"/>
+          <w:sz w:val="22"/>
+          <w:lang w:val="en-US" w:eastAsia="ru-RU"/>
+        </w:rPr>
+        <w:t>ex:lesson_73 ex:matchesGroup ex:dynamic_query.</w:t>
       </w:r>
     </w:p>
     <w:p>
@@ -12023,16 +13075,16 @@
         <w:rPr>
           <w:rFonts w:ascii="Consolas" w:hAnsi="Consolas"/>
           <w:sz w:val="22"/>
-          <w:lang w:eastAsia="ru-RU"/>
-        </w:rPr>
-      </w:pPr>
-      <w:r>
-        <w:rPr>
-          <w:rFonts w:ascii="Consolas" w:hAnsi="Consolas"/>
-          <w:sz w:val="22"/>
-          <w:lang w:eastAsia="ru-RU"/>
-        </w:rPr>
-        <w:t>Знайдено групу "12-411" у колонці 28</w:t>
+          <w:lang w:val="en-US" w:eastAsia="ru-RU"/>
+        </w:rPr>
+      </w:pPr>
+      <w:r>
+        <w:rPr>
+          <w:rFonts w:ascii="Consolas" w:hAnsi="Consolas"/>
+          <w:sz w:val="22"/>
+          <w:lang w:val="en-US" w:eastAsia="ru-RU"/>
+        </w:rPr>
+        <w:t>ex:lesson_73 a ex:Lesson.</w:t>
       </w:r>
     </w:p>
     <w:p>
@@ -12041,826 +13093,16 @@
         <w:rPr>
           <w:rFonts w:ascii="Consolas" w:hAnsi="Consolas"/>
           <w:sz w:val="22"/>
-          <w:lang w:eastAsia="ru-RU"/>
-        </w:rPr>
-      </w:pPr>
-      <w:r>
-        <w:rPr>
-          <w:rFonts w:ascii="Consolas" w:hAnsi="Consolas"/>
-          <w:sz w:val="22"/>
-          <w:lang w:eastAsia="ru-RU"/>
-        </w:rPr>
-        <w:t>Знайдено групу "12-412" у колонці 29</w:t>
-      </w:r>
-    </w:p>
-    <w:p>
-      <w:pPr>
-        <w:ind w:left="708"/>
-        <w:rPr>
-          <w:rFonts w:ascii="Consolas" w:hAnsi="Consolas"/>
-          <w:sz w:val="22"/>
-          <w:lang w:eastAsia="ru-RU"/>
-        </w:rPr>
-      </w:pPr>
-      <w:r>
-        <w:rPr>
-          <w:rFonts w:ascii="Consolas" w:hAnsi="Consolas"/>
-          <w:sz w:val="22"/>
-          <w:lang w:eastAsia="ru-RU"/>
-        </w:rPr>
-        <w:t>Знайдено групу "12-421" у колонці 30</w:t>
-      </w:r>
-    </w:p>
-    <w:p>
-      <w:pPr>
-        <w:ind w:left="708"/>
-        <w:rPr>
-          <w:rFonts w:ascii="Consolas" w:hAnsi="Consolas"/>
-          <w:sz w:val="22"/>
-          <w:lang w:eastAsia="ru-RU"/>
-        </w:rPr>
-      </w:pPr>
-      <w:r>
-        <w:rPr>
-          <w:rFonts w:ascii="Consolas" w:hAnsi="Consolas"/>
-          <w:sz w:val="22"/>
-          <w:lang w:eastAsia="ru-RU"/>
-        </w:rPr>
-        <w:t>Знайдено групу "12-432" у колонці 31</w:t>
-      </w:r>
-    </w:p>
-    <w:p>
-      <w:pPr>
-        <w:ind w:left="708"/>
-        <w:rPr>
-          <w:rFonts w:ascii="Consolas" w:hAnsi="Consolas"/>
-          <w:sz w:val="22"/>
-          <w:lang w:eastAsia="ru-RU"/>
-        </w:rPr>
-      </w:pPr>
-      <w:r>
-        <w:rPr>
-          <w:rFonts w:ascii="Consolas" w:hAnsi="Consolas"/>
-          <w:sz w:val="22"/>
-          <w:lang w:eastAsia="ru-RU"/>
-        </w:rPr>
-        <w:t>Знайдено групу "12-431" у колонці 32</w:t>
-      </w:r>
-    </w:p>
-    <w:p>
-      <w:pPr>
-        <w:ind w:left="708"/>
-        <w:rPr>
-          <w:rFonts w:ascii="Consolas" w:hAnsi="Consolas"/>
-          <w:sz w:val="22"/>
-          <w:lang w:eastAsia="ru-RU"/>
-        </w:rPr>
-      </w:pPr>
-      <w:r>
-        <w:rPr>
-          <w:rFonts w:ascii="Consolas" w:hAnsi="Consolas"/>
-          <w:sz w:val="22"/>
-          <w:lang w:eastAsia="ru-RU"/>
+          <w:lang w:val="en-US" w:eastAsia="ru-RU"/>
+        </w:rPr>
+      </w:pPr>
+      <w:r>
+        <w:rPr>
+          <w:rFonts w:ascii="Consolas" w:hAnsi="Consolas"/>
+          <w:sz w:val="22"/>
+          <w:lang w:val="en-US" w:eastAsia="ru-RU"/>
         </w:rPr>
         <w:lastRenderedPageBreak/>
-        <w:t>Знайдено групу "12-441" у колонці 33</w:t>
-      </w:r>
-    </w:p>
-    <w:p>
-      <w:pPr>
-        <w:ind w:left="708"/>
-        <w:rPr>
-          <w:rFonts w:ascii="Consolas" w:hAnsi="Consolas"/>
-          <w:sz w:val="22"/>
-          <w:lang w:eastAsia="ru-RU"/>
-        </w:rPr>
-      </w:pPr>
-      <w:r>
-        <w:rPr>
-          <w:rFonts w:ascii="Consolas" w:hAnsi="Consolas"/>
-          <w:sz w:val="22"/>
-          <w:lang w:eastAsia="ru-RU"/>
-        </w:rPr>
-        <w:t>Знайдено групу "12-441" у колонці 34</w:t>
-      </w:r>
-    </w:p>
-    <w:p>
-      <w:pPr>
-        <w:ind w:left="708"/>
-        <w:rPr>
-          <w:rFonts w:ascii="Consolas" w:hAnsi="Consolas"/>
-          <w:sz w:val="22"/>
-          <w:lang w:eastAsia="ru-RU"/>
-        </w:rPr>
-      </w:pPr>
-      <w:r>
-        <w:rPr>
-          <w:rFonts w:ascii="Consolas" w:hAnsi="Consolas"/>
-          <w:sz w:val="22"/>
-          <w:lang w:eastAsia="ru-RU"/>
-        </w:rPr>
-        <w:t>Знайдено групу "12-343" у колонці 35</w:t>
-      </w:r>
-    </w:p>
-    <w:p>
-      <w:pPr>
-        <w:ind w:left="708"/>
-        <w:rPr>
-          <w:rFonts w:ascii="Consolas" w:hAnsi="Consolas"/>
-          <w:sz w:val="22"/>
-          <w:lang w:eastAsia="ru-RU"/>
-        </w:rPr>
-      </w:pPr>
-      <w:r>
-        <w:rPr>
-          <w:rFonts w:ascii="Consolas" w:hAnsi="Consolas"/>
-          <w:sz w:val="22"/>
-          <w:lang w:eastAsia="ru-RU"/>
-        </w:rPr>
-        <w:t>Знайдено групу "12-461" у колонці 36</w:t>
-      </w:r>
-    </w:p>
-    <w:p>
-      <w:pPr>
-        <w:ind w:left="708"/>
-        <w:rPr>
-          <w:rFonts w:ascii="Consolas" w:hAnsi="Consolas"/>
-          <w:sz w:val="22"/>
-          <w:lang w:eastAsia="ru-RU"/>
-        </w:rPr>
-      </w:pPr>
-      <w:r>
-        <w:rPr>
-          <w:rFonts w:ascii="Consolas" w:hAnsi="Consolas"/>
-          <w:sz w:val="22"/>
-          <w:lang w:eastAsia="ru-RU"/>
-        </w:rPr>
-        <w:t>Обробка 35 слотів занять...</w:t>
-      </w:r>
-    </w:p>
-    <w:p>
-      <w:pPr>
-        <w:ind w:left="708"/>
-        <w:rPr>
-          <w:rFonts w:ascii="Consolas" w:hAnsi="Consolas"/>
-          <w:sz w:val="22"/>
-          <w:lang w:eastAsia="ru-RU"/>
-        </w:rPr>
-      </w:pPr>
-      <w:r>
-        <w:rPr>
-          <w:rFonts w:ascii="Consolas" w:hAnsi="Consolas"/>
-          <w:sz w:val="22"/>
-          <w:lang w:eastAsia="ru-RU"/>
-        </w:rPr>
-        <w:t>Обробка завершена. Всього занять: 245, груп: 29, викладачів: 44</w:t>
-      </w:r>
-    </w:p>
-    <w:p>
-      <w:pPr>
-        <w:pStyle w:val="2"/>
-        <w:rPr>
-          <w:lang w:val="uk-UA"/>
-        </w:rPr>
-      </w:pPr>
-      <w:bookmarkStart w:id="30" w:name="_Toc231548200"/>
-      <w:r>
-        <w:t>7.2. Пошук занять для групи "12-</w:t>
-      </w:r>
-      <w:r>
-        <w:rPr>
-          <w:lang w:val="uk-UA"/>
-        </w:rPr>
-        <w:t>341</w:t>
-      </w:r>
-      <w:r>
-        <w:t xml:space="preserve">" на </w:t>
-      </w:r>
-      <w:r>
-        <w:rPr>
-          <w:lang w:val="uk-UA"/>
-        </w:rPr>
-        <w:t>вівторок</w:t>
-      </w:r>
-      <w:bookmarkEnd w:id="30"/>
-    </w:p>
-    <w:p>
-      <w:pPr>
-        <w:rPr>
-          <w:lang w:val="uk-UA" w:eastAsia="ru-RU"/>
-        </w:rPr>
-      </w:pPr>
-      <w:r>
-        <w:rPr>
-          <w:lang w:val="uk-UA" w:eastAsia="ru-RU"/>
-        </w:rPr>
-        <w:t>Запит (фронтенд → бекенд):</w:t>
-      </w:r>
-    </w:p>
-    <w:p>
-      <w:pPr>
-        <w:ind w:firstLine="708"/>
-        <w:rPr>
-          <w:rFonts w:ascii="Consolas" w:hAnsi="Consolas"/>
-          <w:sz w:val="22"/>
-          <w:lang w:val="uk-UA" w:eastAsia="ru-RU"/>
-        </w:rPr>
-      </w:pPr>
-      <w:r>
-        <w:rPr>
-          <w:rFonts w:ascii="Consolas" w:hAnsi="Consolas"/>
-          <w:sz w:val="22"/>
-          <w:lang w:val="uk-UA" w:eastAsia="ru-RU"/>
-        </w:rPr>
-        <w:t>{ "group": "12-341", "day": "ВІВТОРОК", "teacher": null }</w:t>
-      </w:r>
-    </w:p>
-    <w:p>
-      <w:pPr>
-        <w:rPr>
-          <w:lang w:val="uk-UA" w:eastAsia="ru-RU"/>
-        </w:rPr>
-      </w:pPr>
-      <w:r>
-        <w:rPr>
-          <w:lang w:val="uk-UA" w:eastAsia="ru-RU"/>
-        </w:rPr>
-        <w:t>N3-запит:</w:t>
-      </w:r>
-    </w:p>
-    <w:p>
-      <w:pPr>
-        <w:ind w:left="708"/>
-        <w:rPr>
-          <w:rFonts w:ascii="Consolas" w:hAnsi="Consolas"/>
-          <w:sz w:val="22"/>
-          <w:lang w:val="uk-UA" w:eastAsia="ru-RU"/>
-        </w:rPr>
-      </w:pPr>
-      <w:r>
-        <w:rPr>
-          <w:rFonts w:ascii="Consolas" w:hAnsi="Consolas"/>
-          <w:sz w:val="22"/>
-          <w:lang w:val="uk-UA" w:eastAsia="ru-RU"/>
-        </w:rPr>
-        <w:t>ex:dynamic_query a ex:ScheduleQuery ;</w:t>
-      </w:r>
-    </w:p>
-    <w:p>
-      <w:pPr>
-        <w:ind w:left="708"/>
-        <w:rPr>
-          <w:rFonts w:ascii="Consolas" w:hAnsi="Consolas"/>
-          <w:sz w:val="22"/>
-          <w:lang w:val="uk-UA" w:eastAsia="ru-RU"/>
-        </w:rPr>
-      </w:pPr>
-      <w:r>
-        <w:rPr>
-          <w:rFonts w:ascii="Consolas" w:hAnsi="Consolas"/>
-          <w:sz w:val="22"/>
-          <w:lang w:val="uk-UA" w:eastAsia="ru-RU"/>
-        </w:rPr>
-        <w:t xml:space="preserve">    ex:queryGroup ex:group_12-</w:t>
-      </w:r>
-      <w:r>
-        <w:rPr>
-          <w:rFonts w:ascii="Consolas" w:hAnsi="Consolas"/>
-          <w:sz w:val="22"/>
-          <w:lang w:val="uk-UA" w:eastAsia="ru-RU"/>
-        </w:rPr>
-        <w:t>341</w:t>
-      </w:r>
-      <w:r>
-        <w:rPr>
-          <w:rFonts w:ascii="Consolas" w:hAnsi="Consolas"/>
-          <w:sz w:val="22"/>
-          <w:lang w:val="uk-UA" w:eastAsia="ru-RU"/>
-        </w:rPr>
-        <w:t xml:space="preserve"> ;</w:t>
-      </w:r>
-    </w:p>
-    <w:p>
-      <w:pPr>
-        <w:ind w:left="708"/>
-        <w:rPr>
-          <w:rFonts w:ascii="Consolas" w:hAnsi="Consolas"/>
-          <w:sz w:val="22"/>
-          <w:lang w:val="uk-UA" w:eastAsia="ru-RU"/>
-        </w:rPr>
-      </w:pPr>
-      <w:r>
-        <w:rPr>
-          <w:rFonts w:ascii="Consolas" w:hAnsi="Consolas"/>
-          <w:sz w:val="22"/>
-          <w:lang w:val="uk-UA" w:eastAsia="ru-RU"/>
-        </w:rPr>
-        <w:t xml:space="preserve">    ex:queryDay "</w:t>
-      </w:r>
-      <w:r>
-        <w:rPr>
-          <w:rFonts w:ascii="Consolas" w:hAnsi="Consolas"/>
-          <w:sz w:val="22"/>
-          <w:lang w:val="uk-UA" w:eastAsia="ru-RU"/>
-        </w:rPr>
-        <w:t>ВІВТОРОК</w:t>
-      </w:r>
-      <w:r>
-        <w:rPr>
-          <w:rFonts w:ascii="Consolas" w:hAnsi="Consolas"/>
-          <w:sz w:val="22"/>
-          <w:lang w:val="uk-UA" w:eastAsia="ru-RU"/>
-        </w:rPr>
-        <w:t>" ;</w:t>
-      </w:r>
-    </w:p>
-    <w:p>
-      <w:pPr>
-        <w:ind w:left="708"/>
-        <w:rPr>
-          <w:rFonts w:ascii="Consolas" w:hAnsi="Consolas"/>
-          <w:sz w:val="22"/>
-          <w:lang w:val="uk-UA" w:eastAsia="ru-RU"/>
-        </w:rPr>
-      </w:pPr>
-      <w:r>
-        <w:rPr>
-          <w:rFonts w:ascii="Consolas" w:hAnsi="Consolas"/>
-          <w:sz w:val="22"/>
-          <w:lang w:val="uk-UA" w:eastAsia="ru-RU"/>
-        </w:rPr>
-        <w:t xml:space="preserve">    ex:hasDayFilter "true" ;</w:t>
-      </w:r>
-    </w:p>
-    <w:p>
-      <w:pPr>
-        <w:ind w:left="708"/>
-        <w:rPr>
-          <w:rFonts w:ascii="Consolas" w:hAnsi="Consolas"/>
-          <w:sz w:val="22"/>
-          <w:lang w:val="uk-UA" w:eastAsia="ru-RU"/>
-        </w:rPr>
-      </w:pPr>
-      <w:r>
-        <w:rPr>
-          <w:rFonts w:ascii="Consolas" w:hAnsi="Consolas"/>
-          <w:sz w:val="22"/>
-          <w:lang w:val="uk-UA" w:eastAsia="ru-RU"/>
-        </w:rPr>
-        <w:t xml:space="preserve">    ex:noTeacherFilter "true" .</w:t>
-      </w:r>
-    </w:p>
-    <w:p>
-      <w:pPr>
-        <w:rPr>
-          <w:lang w:val="uk-UA" w:eastAsia="ru-RU"/>
-        </w:rPr>
-      </w:pPr>
-      <w:r>
-        <w:rPr>
-          <w:lang w:val="uk-UA" w:eastAsia="ru-RU"/>
-        </w:rPr>
-        <w:t>Результат (витяг з N3):</w:t>
-      </w:r>
-    </w:p>
-    <w:p>
-      <w:pPr>
-        <w:ind w:left="708"/>
-        <w:rPr>
-          <w:rFonts w:ascii="Consolas" w:hAnsi="Consolas"/>
-          <w:sz w:val="22"/>
-          <w:lang w:eastAsia="ru-RU"/>
-        </w:rPr>
-      </w:pPr>
-      <w:r>
-        <w:rPr>
-          <w:rFonts w:ascii="Consolas" w:hAnsi="Consolas"/>
-          <w:sz w:val="22"/>
-          <w:lang w:eastAsia="ru-RU"/>
-        </w:rPr>
-        <w:t>@</w:t>
-      </w:r>
-      <w:r>
-        <w:rPr>
-          <w:rFonts w:ascii="Consolas" w:hAnsi="Consolas"/>
-          <w:sz w:val="22"/>
-          <w:lang w:val="en-US" w:eastAsia="ru-RU"/>
-        </w:rPr>
-        <w:t>prefix</w:t>
-      </w:r>
-      <w:r>
-        <w:rPr>
-          <w:rFonts w:ascii="Consolas" w:hAnsi="Consolas"/>
-          <w:sz w:val="22"/>
-          <w:lang w:eastAsia="ru-RU"/>
-        </w:rPr>
-        <w:t xml:space="preserve"> </w:t>
-      </w:r>
-      <w:r>
-        <w:rPr>
-          <w:rFonts w:ascii="Consolas" w:hAnsi="Consolas"/>
-          <w:sz w:val="22"/>
-          <w:lang w:val="en-US" w:eastAsia="ru-RU"/>
-        </w:rPr>
-        <w:t>ex</w:t>
-      </w:r>
-      <w:r>
-        <w:rPr>
-          <w:rFonts w:ascii="Consolas" w:hAnsi="Consolas"/>
-          <w:sz w:val="22"/>
-          <w:lang w:eastAsia="ru-RU"/>
-        </w:rPr>
-        <w:t>: &lt;</w:t>
-      </w:r>
-      <w:r>
-        <w:rPr>
-          <w:rFonts w:ascii="Consolas" w:hAnsi="Consolas"/>
-          <w:sz w:val="22"/>
-          <w:lang w:val="en-US" w:eastAsia="ru-RU"/>
-        </w:rPr>
-        <w:t>http</w:t>
-      </w:r>
-      <w:r>
-        <w:rPr>
-          <w:rFonts w:ascii="Consolas" w:hAnsi="Consolas"/>
-          <w:sz w:val="22"/>
-          <w:lang w:eastAsia="ru-RU"/>
-        </w:rPr>
-        <w:t>://</w:t>
-      </w:r>
-      <w:r>
-        <w:rPr>
-          <w:rFonts w:ascii="Consolas" w:hAnsi="Consolas"/>
-          <w:sz w:val="22"/>
-          <w:lang w:val="en-US" w:eastAsia="ru-RU"/>
-        </w:rPr>
-        <w:t>example</w:t>
-      </w:r>
-      <w:r>
-        <w:rPr>
-          <w:rFonts w:ascii="Consolas" w:hAnsi="Consolas"/>
-          <w:sz w:val="22"/>
-          <w:lang w:eastAsia="ru-RU"/>
-        </w:rPr>
-        <w:t>.</w:t>
-      </w:r>
-      <w:r>
-        <w:rPr>
-          <w:rFonts w:ascii="Consolas" w:hAnsi="Consolas"/>
-          <w:sz w:val="22"/>
-          <w:lang w:val="en-US" w:eastAsia="ru-RU"/>
-        </w:rPr>
-        <w:t>org</w:t>
-      </w:r>
-      <w:r>
-        <w:rPr>
-          <w:rFonts w:ascii="Consolas" w:hAnsi="Consolas"/>
-          <w:sz w:val="22"/>
-          <w:lang w:eastAsia="ru-RU"/>
-        </w:rPr>
-        <w:t>#&gt;.</w:t>
-      </w:r>
-    </w:p>
-    <w:p>
-      <w:pPr>
-        <w:ind w:left="708"/>
-        <w:rPr>
-          <w:rFonts w:ascii="Consolas" w:hAnsi="Consolas"/>
-          <w:sz w:val="22"/>
-          <w:lang w:val="en-US" w:eastAsia="ru-RU"/>
-        </w:rPr>
-      </w:pPr>
-      <w:r>
-        <w:rPr>
-          <w:rFonts w:ascii="Consolas" w:hAnsi="Consolas"/>
-          <w:sz w:val="22"/>
-          <w:lang w:val="en-US" w:eastAsia="ru-RU"/>
-        </w:rPr>
-        <w:t>ex:rec_1 ex:recommendedLesson ex:lesson_59.</w:t>
-      </w:r>
-    </w:p>
-    <w:p>
-      <w:pPr>
-        <w:ind w:left="708"/>
-        <w:rPr>
-          <w:rFonts w:ascii="Consolas" w:hAnsi="Consolas"/>
-          <w:sz w:val="22"/>
-          <w:lang w:val="en-US" w:eastAsia="ru-RU"/>
-        </w:rPr>
-      </w:pPr>
-      <w:r>
-        <w:rPr>
-          <w:rFonts w:ascii="Consolas" w:hAnsi="Consolas"/>
-          <w:sz w:val="22"/>
-          <w:lang w:val="en-US" w:eastAsia="ru-RU"/>
-        </w:rPr>
-        <w:t>ex:lesson_59 ex:suitableForQuery ex:dynamic_query.</w:t>
-      </w:r>
-    </w:p>
-    <w:p>
-      <w:pPr>
-        <w:ind w:left="708"/>
-        <w:rPr>
-          <w:rFonts w:ascii="Consolas" w:hAnsi="Consolas"/>
-          <w:sz w:val="22"/>
-          <w:lang w:val="en-US" w:eastAsia="ru-RU"/>
-        </w:rPr>
-      </w:pPr>
-      <w:r>
-        <w:rPr>
-          <w:rFonts w:ascii="Consolas" w:hAnsi="Consolas"/>
-          <w:sz w:val="22"/>
-          <w:lang w:val="en-US" w:eastAsia="ru-RU"/>
-        </w:rPr>
-        <w:t>ex:Шишко_Л_С_ ex:fullName "Шишко Л.С.".</w:t>
-      </w:r>
-    </w:p>
-    <w:p>
-      <w:pPr>
-        <w:ind w:left="708"/>
-        <w:rPr>
-          <w:rFonts w:ascii="Consolas" w:hAnsi="Consolas"/>
-          <w:sz w:val="22"/>
-          <w:lang w:val="en-US" w:eastAsia="ru-RU"/>
-        </w:rPr>
-      </w:pPr>
-      <w:r>
-        <w:rPr>
-          <w:rFonts w:ascii="Consolas" w:hAnsi="Consolas"/>
-          <w:sz w:val="22"/>
-          <w:lang w:val="en-US" w:eastAsia="ru-RU"/>
-        </w:rPr>
-        <w:t>ex:lesson_59 ex:passedDayFilter ex:dynamic_query.</w:t>
-      </w:r>
-    </w:p>
-    <w:p>
-      <w:pPr>
-        <w:ind w:left="708"/>
-        <w:rPr>
-          <w:rFonts w:ascii="Consolas" w:hAnsi="Consolas"/>
-          <w:sz w:val="22"/>
-          <w:lang w:val="en-US" w:eastAsia="ru-RU"/>
-        </w:rPr>
-      </w:pPr>
-      <w:r>
-        <w:rPr>
-          <w:rFonts w:ascii="Consolas" w:hAnsi="Consolas"/>
-          <w:sz w:val="22"/>
-          <w:lang w:val="en-US" w:eastAsia="ru-RU"/>
-        </w:rPr>
-        <w:t>ex:lesson_59 ex:matchesGroup ex:dynamic_query.</w:t>
-      </w:r>
-    </w:p>
-    <w:p>
-      <w:pPr>
-        <w:ind w:left="708"/>
-        <w:rPr>
-          <w:rFonts w:ascii="Consolas" w:hAnsi="Consolas"/>
-          <w:sz w:val="22"/>
-          <w:lang w:val="en-US" w:eastAsia="ru-RU"/>
-        </w:rPr>
-      </w:pPr>
-      <w:r>
-        <w:rPr>
-          <w:rFonts w:ascii="Consolas" w:hAnsi="Consolas"/>
-          <w:sz w:val="22"/>
-          <w:lang w:val="en-US" w:eastAsia="ru-RU"/>
-        </w:rPr>
-        <w:t>ex:lesson_59 a ex:Lesson.</w:t>
-      </w:r>
-    </w:p>
-    <w:p>
-      <w:pPr>
-        <w:ind w:left="708"/>
-        <w:rPr>
-          <w:rFonts w:ascii="Consolas" w:hAnsi="Consolas"/>
-          <w:sz w:val="22"/>
-          <w:lang w:val="en-US" w:eastAsia="ru-RU"/>
-        </w:rPr>
-      </w:pPr>
-      <w:r>
-        <w:rPr>
-          <w:rFonts w:ascii="Consolas" w:hAnsi="Consolas"/>
-          <w:sz w:val="22"/>
-          <w:lang w:val="en-US" w:eastAsia="ru-RU"/>
-        </w:rPr>
-        <w:t>ex:lesson_59 ex:subject "Математична логіка та теорія алгоритмів (л.)".</w:t>
-      </w:r>
-    </w:p>
-    <w:p>
-      <w:pPr>
-        <w:ind w:left="708"/>
-        <w:rPr>
-          <w:rFonts w:ascii="Consolas" w:hAnsi="Consolas"/>
-          <w:sz w:val="22"/>
-          <w:lang w:val="en-US" w:eastAsia="ru-RU"/>
-        </w:rPr>
-      </w:pPr>
-      <w:r>
-        <w:rPr>
-          <w:rFonts w:ascii="Consolas" w:hAnsi="Consolas"/>
-          <w:sz w:val="22"/>
-          <w:lang w:val="en-US" w:eastAsia="ru-RU"/>
-        </w:rPr>
-        <w:t>ex:lesson_59 ex:dayOfWeek "ВІВТОРОК".</w:t>
-      </w:r>
-    </w:p>
-    <w:p>
-      <w:pPr>
-        <w:ind w:left="708"/>
-        <w:rPr>
-          <w:rFonts w:ascii="Consolas" w:hAnsi="Consolas"/>
-          <w:sz w:val="22"/>
-          <w:lang w:val="en-US" w:eastAsia="ru-RU"/>
-        </w:rPr>
-      </w:pPr>
-      <w:r>
-        <w:rPr>
-          <w:rFonts w:ascii="Consolas" w:hAnsi="Consolas"/>
-          <w:sz w:val="22"/>
-          <w:lang w:val="en-US" w:eastAsia="ru-RU"/>
-        </w:rPr>
-        <w:t>ex:lesson_59 ex:timeStart "Пара 2 (10:40 - 12:00)".</w:t>
-      </w:r>
-    </w:p>
-    <w:p>
-      <w:pPr>
-        <w:ind w:left="708"/>
-        <w:rPr>
-          <w:rFonts w:ascii="Consolas" w:hAnsi="Consolas"/>
-          <w:sz w:val="22"/>
-          <w:lang w:val="en-US" w:eastAsia="ru-RU"/>
-        </w:rPr>
-      </w:pPr>
-      <w:r>
-        <w:rPr>
-          <w:rFonts w:ascii="Consolas" w:hAnsi="Consolas"/>
-          <w:sz w:val="22"/>
-          <w:lang w:val="en-US" w:eastAsia="ru-RU"/>
-        </w:rPr>
-        <w:t>ex:lesson_59 ex:hasTeacher ex:Шишко_Л_С_.</w:t>
-      </w:r>
-    </w:p>
-    <w:p>
-      <w:pPr>
-        <w:ind w:left="708"/>
-        <w:rPr>
-          <w:rFonts w:ascii="Consolas" w:hAnsi="Consolas"/>
-          <w:sz w:val="22"/>
-          <w:lang w:val="en-US" w:eastAsia="ru-RU"/>
-        </w:rPr>
-      </w:pPr>
-      <w:r>
-        <w:rPr>
-          <w:rFonts w:ascii="Consolas" w:hAnsi="Consolas"/>
-          <w:sz w:val="22"/>
-          <w:lang w:val="en-US" w:eastAsia="ru-RU"/>
-        </w:rPr>
-        <w:t>ex:lesson_59 ex:link "https://ksu-ks-ua.zoom.us/j/8101284233?pwd=MExTWm1IblpBVG9Pd1FpQ2pkNmFJdz09".</w:t>
-      </w:r>
-    </w:p>
-    <w:p>
-      <w:pPr>
-        <w:ind w:left="708"/>
-        <w:rPr>
-          <w:rFonts w:ascii="Consolas" w:hAnsi="Consolas"/>
-          <w:sz w:val="22"/>
-          <w:lang w:val="en-US" w:eastAsia="ru-RU"/>
-        </w:rPr>
-      </w:pPr>
-      <w:r>
-        <w:rPr>
-          <w:rFonts w:ascii="Consolas" w:hAnsi="Consolas"/>
-          <w:sz w:val="22"/>
-          <w:lang w:val="en-US" w:eastAsia="ru-RU"/>
-        </w:rPr>
-        <w:t>ex:lesson_59 ex:belongsToGroup ex:group_12_341.</w:t>
-      </w:r>
-    </w:p>
-    <w:p>
-      <w:pPr>
-        <w:ind w:left="708"/>
-        <w:rPr>
-          <w:rFonts w:ascii="Consolas" w:hAnsi="Consolas"/>
-          <w:sz w:val="22"/>
-          <w:lang w:val="en-US" w:eastAsia="ru-RU"/>
-        </w:rPr>
-      </w:pPr>
-      <w:r>
-        <w:rPr>
-          <w:rFonts w:ascii="Consolas" w:hAnsi="Consolas"/>
-          <w:sz w:val="22"/>
-          <w:lang w:val="en-US" w:eastAsia="ru-RU"/>
-        </w:rPr>
-        <w:t>ex:rec_1 ex:recommendedLesson ex:lesson_73.</w:t>
-      </w:r>
-    </w:p>
-    <w:p>
-      <w:pPr>
-        <w:ind w:left="708"/>
-        <w:rPr>
-          <w:rFonts w:ascii="Consolas" w:hAnsi="Consolas"/>
-          <w:sz w:val="22"/>
-          <w:lang w:val="en-US" w:eastAsia="ru-RU"/>
-        </w:rPr>
-      </w:pPr>
-      <w:r>
-        <w:rPr>
-          <w:rFonts w:ascii="Consolas" w:hAnsi="Consolas"/>
-          <w:sz w:val="22"/>
-          <w:lang w:val="en-US" w:eastAsia="ru-RU"/>
-        </w:rPr>
-        <w:t>ex:lesson_73 ex:suitableForQuery ex:dynamic_query.</w:t>
-      </w:r>
-    </w:p>
-    <w:p>
-      <w:pPr>
-        <w:ind w:left="708"/>
-        <w:rPr>
-          <w:rFonts w:ascii="Consolas" w:hAnsi="Consolas"/>
-          <w:sz w:val="22"/>
-          <w:lang w:val="en-US" w:eastAsia="ru-RU"/>
-        </w:rPr>
-      </w:pPr>
-      <w:r>
-        <w:rPr>
-          <w:rFonts w:ascii="Consolas" w:hAnsi="Consolas"/>
-          <w:sz w:val="22"/>
-          <w:lang w:val="en-US" w:eastAsia="ru-RU"/>
-        </w:rPr>
-        <w:t>ex:Полторацький_М_Ю_ ex:fullName "Полторацький М.Ю.".</w:t>
-      </w:r>
-    </w:p>
-    <w:p>
-      <w:pPr>
-        <w:ind w:left="708"/>
-        <w:rPr>
-          <w:rFonts w:ascii="Consolas" w:hAnsi="Consolas"/>
-          <w:sz w:val="22"/>
-          <w:lang w:val="en-US" w:eastAsia="ru-RU"/>
-        </w:rPr>
-      </w:pPr>
-      <w:r>
-        <w:rPr>
-          <w:rFonts w:ascii="Consolas" w:hAnsi="Consolas"/>
-          <w:sz w:val="22"/>
-          <w:lang w:val="en-US" w:eastAsia="ru-RU"/>
-        </w:rPr>
-        <w:lastRenderedPageBreak/>
-        <w:t>ex:lesson_73 ex:passedDayFilter ex:dynamic_query.</w:t>
-      </w:r>
-    </w:p>
-    <w:p>
-      <w:pPr>
-        <w:ind w:left="708"/>
-        <w:rPr>
-          <w:rFonts w:ascii="Consolas" w:hAnsi="Consolas"/>
-          <w:sz w:val="22"/>
-          <w:lang w:val="en-US" w:eastAsia="ru-RU"/>
-        </w:rPr>
-      </w:pPr>
-      <w:r>
-        <w:rPr>
-          <w:rFonts w:ascii="Consolas" w:hAnsi="Consolas"/>
-          <w:sz w:val="22"/>
-          <w:lang w:val="en-US" w:eastAsia="ru-RU"/>
-        </w:rPr>
-        <w:t>ex:lesson_73 ex:matchesGroup ex:dynamic_query.</w:t>
-      </w:r>
-    </w:p>
-    <w:p>
-      <w:pPr>
-        <w:ind w:left="708"/>
-        <w:rPr>
-          <w:rFonts w:ascii="Consolas" w:hAnsi="Consolas"/>
-          <w:sz w:val="22"/>
-          <w:lang w:val="en-US" w:eastAsia="ru-RU"/>
-        </w:rPr>
-      </w:pPr>
-      <w:r>
-        <w:rPr>
-          <w:rFonts w:ascii="Consolas" w:hAnsi="Consolas"/>
-          <w:sz w:val="22"/>
-          <w:lang w:val="en-US" w:eastAsia="ru-RU"/>
-        </w:rPr>
-        <w:t>ex:lesson_73 a ex:Lesson.</w:t>
-      </w:r>
-    </w:p>
-    <w:p>
-      <w:pPr>
-        <w:ind w:left="708"/>
-        <w:rPr>
-          <w:rFonts w:ascii="Consolas" w:hAnsi="Consolas"/>
-          <w:sz w:val="22"/>
-          <w:lang w:val="en-US" w:eastAsia="ru-RU"/>
-        </w:rPr>
-      </w:pPr>
-      <w:r>
-        <w:rPr>
-          <w:rFonts w:ascii="Consolas" w:hAnsi="Consolas"/>
-          <w:sz w:val="22"/>
-          <w:lang w:val="en-US" w:eastAsia="ru-RU"/>
-        </w:rPr>
         <w:t>ex:lesson_73 ex:subject "Інтелектуальні інформаційні системи (л.)".</w:t>
       </w:r>
     </w:p>
@@ -13035,12 +13277,18 @@
       </w:pPr>
       <w:bookmarkStart w:id="31" w:name="_Toc231548201"/>
       <w:r>
-        <w:t>7.3. Пошук занять для групи "12-</w:t>
-      </w:r>
-      <w:r>
         <w:rPr>
           <w:lang w:val="uk-UA"/>
         </w:rPr>
+        <w:t>8</w:t>
+      </w:r>
+      <w:r>
+        <w:t>.3. Пошук занять для групи "12-</w:t>
+      </w:r>
+      <w:r>
+        <w:rPr>
+          <w:lang w:val="uk-UA"/>
+        </w:rPr>
         <w:t>341</w:t>
       </w:r>
       <w:r>
@@ -13219,61 +13467,61 @@
           <w:sz w:val="22"/>
           <w:lang w:val="uk-UA" w:eastAsia="ru-RU"/>
         </w:rPr>
+        <w:t>@prefix ex: &lt;http://example.org#&gt;.</w:t>
+      </w:r>
+    </w:p>
+    <w:p>
+      <w:pPr>
+        <w:ind w:left="708"/>
+        <w:rPr>
+          <w:rFonts w:ascii="Consolas" w:hAnsi="Consolas"/>
+          <w:sz w:val="22"/>
+          <w:lang w:val="uk-UA" w:eastAsia="ru-RU"/>
+        </w:rPr>
+      </w:pPr>
+      <w:r>
+        <w:rPr>
+          <w:rFonts w:ascii="Consolas" w:hAnsi="Consolas"/>
+          <w:sz w:val="22"/>
+          <w:lang w:val="uk-UA" w:eastAsia="ru-RU"/>
+        </w:rPr>
+        <w:t>ex:rec_1 ex:recommendedLesson ex:lesson_73.</w:t>
+      </w:r>
+    </w:p>
+    <w:p>
+      <w:pPr>
+        <w:ind w:left="708"/>
+        <w:rPr>
+          <w:rFonts w:ascii="Consolas" w:hAnsi="Consolas"/>
+          <w:sz w:val="22"/>
+          <w:lang w:val="uk-UA" w:eastAsia="ru-RU"/>
+        </w:rPr>
+      </w:pPr>
+      <w:r>
+        <w:rPr>
+          <w:rFonts w:ascii="Consolas" w:hAnsi="Consolas"/>
+          <w:sz w:val="22"/>
+          <w:lang w:val="uk-UA" w:eastAsia="ru-RU"/>
+        </w:rPr>
+        <w:t>ex:lesson_73 ex:suitableForQuery ex:dynamic_query.</w:t>
+      </w:r>
+    </w:p>
+    <w:p>
+      <w:pPr>
+        <w:ind w:left="708"/>
+        <w:rPr>
+          <w:rFonts w:ascii="Consolas" w:hAnsi="Consolas"/>
+          <w:sz w:val="22"/>
+          <w:lang w:val="uk-UA" w:eastAsia="ru-RU"/>
+        </w:rPr>
+      </w:pPr>
+      <w:r>
+        <w:rPr>
+          <w:rFonts w:ascii="Consolas" w:hAnsi="Consolas"/>
+          <w:sz w:val="22"/>
+          <w:lang w:val="uk-UA" w:eastAsia="ru-RU"/>
+        </w:rPr>
         <w:lastRenderedPageBreak/>
-        <w:t>@prefix ex: &lt;http://example.org#&gt;.</w:t>
-      </w:r>
-    </w:p>
-    <w:p>
-      <w:pPr>
-        <w:ind w:left="708"/>
-        <w:rPr>
-          <w:rFonts w:ascii="Consolas" w:hAnsi="Consolas"/>
-          <w:sz w:val="22"/>
-          <w:lang w:val="uk-UA" w:eastAsia="ru-RU"/>
-        </w:rPr>
-      </w:pPr>
-      <w:r>
-        <w:rPr>
-          <w:rFonts w:ascii="Consolas" w:hAnsi="Consolas"/>
-          <w:sz w:val="22"/>
-          <w:lang w:val="uk-UA" w:eastAsia="ru-RU"/>
-        </w:rPr>
-        <w:t>ex:rec_1 ex:recommendedLesson ex:lesson_73.</w:t>
-      </w:r>
-    </w:p>
-    <w:p>
-      <w:pPr>
-        <w:ind w:left="708"/>
-        <w:rPr>
-          <w:rFonts w:ascii="Consolas" w:hAnsi="Consolas"/>
-          <w:sz w:val="22"/>
-          <w:lang w:val="uk-UA" w:eastAsia="ru-RU"/>
-        </w:rPr>
-      </w:pPr>
-      <w:r>
-        <w:rPr>
-          <w:rFonts w:ascii="Consolas" w:hAnsi="Consolas"/>
-          <w:sz w:val="22"/>
-          <w:lang w:val="uk-UA" w:eastAsia="ru-RU"/>
-        </w:rPr>
-        <w:t>ex:lesson_73 ex:suitableForQuery ex:dynamic_query.</w:t>
-      </w:r>
-    </w:p>
-    <w:p>
-      <w:pPr>
-        <w:ind w:left="708"/>
-        <w:rPr>
-          <w:rFonts w:ascii="Consolas" w:hAnsi="Consolas"/>
-          <w:sz w:val="22"/>
-          <w:lang w:val="uk-UA" w:eastAsia="ru-RU"/>
-        </w:rPr>
-      </w:pPr>
-      <w:r>
-        <w:rPr>
-          <w:rFonts w:ascii="Consolas" w:hAnsi="Consolas"/>
-          <w:sz w:val="22"/>
-          <w:lang w:val="uk-UA" w:eastAsia="ru-RU"/>
-        </w:rPr>
         <w:t>ex:lesson_73 ex:hasTeacher ex:Полторацький_М_Ю_.</w:t>
       </w:r>
     </w:p>
@@ -13662,7 +13910,6 @@
           <w:noProof/>
           <w:lang w:val="uk-UA" w:eastAsia="ru-RU"/>
         </w:rPr>
-        <w:lastRenderedPageBreak/>
         <w:drawing>
           <wp:inline distT="0" distB="0" distL="0" distR="0" wp14:anchorId="2B5E08E8" wp14:editId="5B2D9359">
             <wp:extent cx="5936615" cy="2204085"/>
@@ -13725,7 +13972,13 @@
         <w:rPr>
           <w:lang w:val="uk-UA"/>
         </w:rPr>
-        <w:t>7.4. Візуалізація календаря</w:t>
+        <w:t>8</w:t>
+      </w:r>
+      <w:r>
+        <w:rPr>
+          <w:lang w:val="uk-UA"/>
+        </w:rPr>
+        <w:t>.4. Візуалізація календаря</w:t>
       </w:r>
       <w:bookmarkEnd w:id="32"/>
     </w:p>
@@ -13739,6 +13992,7 @@
         <w:rPr>
           <w:lang w:eastAsia="ru-RU"/>
         </w:rPr>
+        <w:lastRenderedPageBreak/>
         <w:t>Після успішного запиту система рендерить:</w:t>
       </w:r>
     </w:p>
@@ -13983,7 +14237,13 @@
       </w:pPr>
       <w:bookmarkStart w:id="33" w:name="_Toc231548203"/>
       <w:r>
-        <w:t>8. Інструкція з розгортання</w:t>
+        <w:rPr>
+          <w:lang w:val="uk-UA"/>
+        </w:rPr>
+        <w:t>9</w:t>
+      </w:r>
+      <w:r>
+        <w:t>. Інструкція з розгортання</w:t>
       </w:r>
       <w:bookmarkEnd w:id="33"/>
     </w:p>
@@ -13993,7 +14253,13 @@
       </w:pPr>
       <w:bookmarkStart w:id="34" w:name="_Toc231548204"/>
       <w:r>
-        <w:t>8.1. Вимоги</w:t>
+        <w:rPr>
+          <w:lang w:val="uk-UA"/>
+        </w:rPr>
+        <w:t>9</w:t>
+      </w:r>
+      <w:r>
+        <w:t>.1. Вимоги</w:t>
       </w:r>
       <w:bookmarkEnd w:id="34"/>
     </w:p>
@@ -14608,7 +14874,6 @@
         <w:rPr>
           <w:lang w:val="uk-UA" w:eastAsia="ru-RU"/>
         </w:rPr>
-        <w:lastRenderedPageBreak/>
         <w:t>Перевірка версії Node.js</w:t>
       </w:r>
       <w:r>
@@ -14686,7 +14951,13 @@
         <w:rPr>
           <w:lang w:val="uk-UA"/>
         </w:rPr>
-        <w:t>8.2. Встановлення</w:t>
+        <w:t>9</w:t>
+      </w:r>
+      <w:r>
+        <w:rPr>
+          <w:lang w:val="uk-UA"/>
+        </w:rPr>
+        <w:t>.2. Встановлення</w:t>
       </w:r>
       <w:bookmarkEnd w:id="35"/>
     </w:p>
@@ -14815,6 +15086,7 @@
           <w:sz w:val="22"/>
           <w:lang w:val="en-US" w:eastAsia="ru-RU"/>
         </w:rPr>
+        <w:lastRenderedPageBreak/>
         <w:t>npm</w:t>
       </w:r>
       <w:r>
@@ -14840,7 +15112,13 @@
       </w:pPr>
       <w:bookmarkStart w:id="36" w:name="_Toc231548206"/>
       <w:r>
-        <w:t>8.3. Запуск</w:t>
+        <w:rPr>
+          <w:lang w:val="uk-UA"/>
+        </w:rPr>
+        <w:t>9</w:t>
+      </w:r>
+      <w:r>
+        <w:t>.3. Запуск</w:t>
       </w:r>
       <w:bookmarkEnd w:id="36"/>
     </w:p>
@@ -14927,7 +15205,13 @@
       </w:pPr>
       <w:bookmarkStart w:id="37" w:name="_Toc231548207"/>
       <w:r>
-        <w:t>8.4. Використання</w:t>
+        <w:rPr>
+          <w:lang w:val="uk-UA"/>
+        </w:rPr>
+        <w:t>9</w:t>
+      </w:r>
+      <w:r>
+        <w:t>.4. Використання</w:t>
       </w:r>
       <w:bookmarkEnd w:id="37"/>
     </w:p>
@@ -15027,7 +15311,13 @@
       </w:pPr>
       <w:bookmarkStart w:id="38" w:name="_Toc231548208"/>
       <w:r>
-        <w:t>9. Висновки</w:t>
+        <w:rPr>
+          <w:lang w:val="uk-UA"/>
+        </w:rPr>
+        <w:t>10</w:t>
+      </w:r>
+      <w:r>
+        <w:t>. Висновки</w:t>
       </w:r>
       <w:bookmarkEnd w:id="38"/>
     </w:p>
@@ -15162,7 +15452,6 @@
         </w:numPr>
       </w:pPr>
       <w:r>
-        <w:lastRenderedPageBreak/>
         <w:t>Створено систему N3-правил логічного виведення, яка автоматично генерує нові знання на основі наявних RDF-триплетів. Правила реалізують багатоетапну фільтрацію занять (спочатку за групою, потім за днем, потім за викладачем), а також підтримують транзитивні зв'язки між заняттями та групами, симетричні відношення та механізм контролю доступу користувачів.</w:t>
       </w:r>
     </w:p>
@@ -15219,6 +15508,7 @@
         </w:numPr>
       </w:pPr>
       <w:r>
+        <w:lastRenderedPageBreak/>
         <w:t>Підтверджено працездатність системи на реальних даних (понад 200 занять, 35 груп, 42 викладачі). Система коректно фільтрує заняття за групою, днем та викладачем, генерує рекомендації та візуалізує результат у зручному календарному форматі.</w:t>
       </w:r>
     </w:p>
@@ -15311,6 +15601,7 @@
         <w:docPartUnique/>
       </w:docPartObj>
     </w:sdtPr>
+    <w:sdtEndPr/>
     <w:sdtContent>
       <w:p>
         <w:pPr>
